--- a/03_semgrep/code-repo/25140906-李林哲-semgrep.docx
+++ b/03_semgrep/code-repo/25140906-李林哲-semgrep.docx
@@ -48,6 +48,50 @@
           <w:rFonts w:hint="eastAsia"/>
         </w:rPr>
         <w:t>输出截图</w:t>
+      </w:r>
+    </w:p>
+    <w:p>
+      <w:pPr>
+        <w:rPr>
+          <w:rFonts w:hint="eastAsia"/>
+        </w:rPr>
+      </w:pPr>
+      <w:r>
+        <w:drawing>
+          <wp:inline distT="0" distB="0" distL="0" distR="0" wp14:anchorId="4FDB772B" wp14:editId="52FAB4FC">
+            <wp:extent cx="5274310" cy="2376170"/>
+            <wp:effectExtent l="0" t="0" r="2540" b="5080"/>
+            <wp:docPr id="1406774151" name="图片 1"/>
+            <wp:cNvGraphicFramePr>
+              <a:graphicFrameLocks xmlns:a="http://schemas.openxmlformats.org/drawingml/2006/main" noChangeAspect="1"/>
+            </wp:cNvGraphicFramePr>
+            <a:graphic xmlns:a="http://schemas.openxmlformats.org/drawingml/2006/main">
+              <a:graphicData uri="http://schemas.openxmlformats.org/drawingml/2006/picture">
+                <pic:pic xmlns:pic="http://schemas.openxmlformats.org/drawingml/2006/picture">
+                  <pic:nvPicPr>
+                    <pic:cNvPr id="1406774151" name=""/>
+                    <pic:cNvPicPr/>
+                  </pic:nvPicPr>
+                  <pic:blipFill>
+                    <a:blip r:embed="rId8"/>
+                    <a:stretch>
+                      <a:fillRect/>
+                    </a:stretch>
+                  </pic:blipFill>
+                  <pic:spPr>
+                    <a:xfrm>
+                      <a:off x="0" y="0"/>
+                      <a:ext cx="5274310" cy="2376170"/>
+                    </a:xfrm>
+                    <a:prstGeom prst="rect">
+                      <a:avLst/>
+                    </a:prstGeom>
+                  </pic:spPr>
+                </pic:pic>
+              </a:graphicData>
+            </a:graphic>
+          </wp:inline>
+        </w:drawing>
       </w:r>
     </w:p>
     <w:p>
@@ -73,7 +117,7 @@
                     <pic:cNvPicPr/>
                   </pic:nvPicPr>
                   <pic:blipFill>
-                    <a:blip r:embed="rId8"/>
+                    <a:blip r:embed="rId9"/>
                     <a:stretch>
                       <a:fillRect/>
                     </a:stretch>
@@ -102,7 +146,91 @@
         <w:rPr>
           <w:rFonts w:hint="eastAsia"/>
         </w:rPr>
+        <w:lastRenderedPageBreak/>
         <w:t>形成规则</w:t>
+      </w:r>
+    </w:p>
+    <w:p>
+      <w:r>
+        <w:drawing>
+          <wp:inline distT="0" distB="0" distL="0" distR="0" wp14:anchorId="40D1FC8F" wp14:editId="6D7801BB">
+            <wp:extent cx="5274310" cy="2364105"/>
+            <wp:effectExtent l="0" t="0" r="2540" b="0"/>
+            <wp:docPr id="392277140" name="图片 1"/>
+            <wp:cNvGraphicFramePr>
+              <a:graphicFrameLocks xmlns:a="http://schemas.openxmlformats.org/drawingml/2006/main" noChangeAspect="1"/>
+            </wp:cNvGraphicFramePr>
+            <a:graphic xmlns:a="http://schemas.openxmlformats.org/drawingml/2006/main">
+              <a:graphicData uri="http://schemas.openxmlformats.org/drawingml/2006/picture">
+                <pic:pic xmlns:pic="http://schemas.openxmlformats.org/drawingml/2006/picture">
+                  <pic:nvPicPr>
+                    <pic:cNvPr id="392277140" name=""/>
+                    <pic:cNvPicPr/>
+                  </pic:nvPicPr>
+                  <pic:blipFill>
+                    <a:blip r:embed="rId10"/>
+                    <a:stretch>
+                      <a:fillRect/>
+                    </a:stretch>
+                  </pic:blipFill>
+                  <pic:spPr>
+                    <a:xfrm>
+                      <a:off x="0" y="0"/>
+                      <a:ext cx="5274310" cy="2364105"/>
+                    </a:xfrm>
+                    <a:prstGeom prst="rect">
+                      <a:avLst/>
+                    </a:prstGeom>
+                  </pic:spPr>
+                </pic:pic>
+              </a:graphicData>
+            </a:graphic>
+          </wp:inline>
+        </w:drawing>
+      </w:r>
+    </w:p>
+    <w:p>
+      <w:pPr>
+        <w:rPr>
+          <w:rFonts w:hint="eastAsia"/>
+        </w:rPr>
+      </w:pPr>
+      <w:r>
+        <w:drawing>
+          <wp:inline distT="0" distB="0" distL="0" distR="0" wp14:anchorId="081F892A" wp14:editId="3F16F747">
+            <wp:extent cx="5274310" cy="3230245"/>
+            <wp:effectExtent l="0" t="0" r="2540" b="8255"/>
+            <wp:docPr id="1553699991" name="图片 1"/>
+            <wp:cNvGraphicFramePr>
+              <a:graphicFrameLocks xmlns:a="http://schemas.openxmlformats.org/drawingml/2006/main" noChangeAspect="1"/>
+            </wp:cNvGraphicFramePr>
+            <a:graphic xmlns:a="http://schemas.openxmlformats.org/drawingml/2006/main">
+              <a:graphicData uri="http://schemas.openxmlformats.org/drawingml/2006/picture">
+                <pic:pic xmlns:pic="http://schemas.openxmlformats.org/drawingml/2006/picture">
+                  <pic:nvPicPr>
+                    <pic:cNvPr id="1553699991" name=""/>
+                    <pic:cNvPicPr/>
+                  </pic:nvPicPr>
+                  <pic:blipFill>
+                    <a:blip r:embed="rId11"/>
+                    <a:stretch>
+                      <a:fillRect/>
+                    </a:stretch>
+                  </pic:blipFill>
+                  <pic:spPr>
+                    <a:xfrm>
+                      <a:off x="0" y="0"/>
+                      <a:ext cx="5274310" cy="3230245"/>
+                    </a:xfrm>
+                    <a:prstGeom prst="rect">
+                      <a:avLst/>
+                    </a:prstGeom>
+                  </pic:spPr>
+                </pic:pic>
+              </a:graphicData>
+            </a:graphic>
+          </wp:inline>
+        </w:drawing>
       </w:r>
     </w:p>
     <w:tbl>
@@ -142,45 +270,7 @@
               <w:rPr>
                 <w:rFonts w:hint="eastAsia"/>
               </w:rPr>
-              <w:t xml:space="preserve">  - id: </w:t>
-            </w:r>
-            <w:proofErr w:type="spellStart"/>
-            <w:proofErr w:type="gramStart"/>
-            <w:r>
-              <w:rPr>
-                <w:rFonts w:hint="eastAsia"/>
-              </w:rPr>
-              <w:t>intrapanel.python</w:t>
-            </w:r>
-            <w:proofErr w:type="gramEnd"/>
-            <w:r>
-              <w:rPr>
-                <w:rFonts w:hint="eastAsia"/>
-              </w:rPr>
-              <w:t>.command</w:t>
-            </w:r>
-            <w:proofErr w:type="spellEnd"/>
-            <w:r>
-              <w:rPr>
-                <w:rFonts w:hint="eastAsia"/>
-              </w:rPr>
-              <w:t>-</w:t>
-            </w:r>
-            <w:proofErr w:type="spellStart"/>
-            <w:proofErr w:type="gramStart"/>
-            <w:r>
-              <w:rPr>
-                <w:rFonts w:hint="eastAsia"/>
-              </w:rPr>
-              <w:t>injection.tainted</w:t>
-            </w:r>
-            <w:proofErr w:type="spellEnd"/>
-            <w:proofErr w:type="gramEnd"/>
-            <w:r>
-              <w:rPr>
-                <w:rFonts w:hint="eastAsia"/>
-              </w:rPr>
-              <w:t>-subprocess-shell</w:t>
+              <w:t xml:space="preserve">  - id: intrapanel.python.command-injection.tainted-subprocess-shell</w:t>
             </w:r>
           </w:p>
           <w:p>
@@ -258,21 +348,7 @@
               <w:rPr>
                 <w:rFonts w:hint="eastAsia"/>
               </w:rPr>
-              <w:t xml:space="preserve">      Avoid shell=True and </w:t>
-            </w:r>
-            <w:proofErr w:type="spellStart"/>
-            <w:r>
-              <w:rPr>
-                <w:rFonts w:hint="eastAsia"/>
-              </w:rPr>
-              <w:t>sh</w:t>
-            </w:r>
-            <w:proofErr w:type="spellEnd"/>
-            <w:r>
-              <w:rPr>
-                <w:rFonts w:hint="eastAsia"/>
-              </w:rPr>
-              <w:t xml:space="preserve"> -c. Pass arguments as a list without shell,</w:t>
+              <w:t xml:space="preserve">      Avoid shell=True and sh -c. Pass arguments as a list without shell,</w:t>
             </w:r>
           </w:p>
           <w:p>
@@ -350,48 +426,21 @@
               <w:rPr>
                 <w:rFonts w:hint="eastAsia"/>
               </w:rPr>
-              <w:t xml:space="preserve">      </w:t>
-            </w:r>
-            <w:proofErr w:type="spellStart"/>
-            <w:r>
-              <w:rPr>
-                <w:rFonts w:hint="eastAsia"/>
-              </w:rPr>
-              <w:t>cwe</w:t>
-            </w:r>
-            <w:proofErr w:type="spellEnd"/>
-            <w:r>
-              <w:rPr>
-                <w:rFonts w:hint="eastAsia"/>
-              </w:rPr>
-              <w:t>: "CWE-78: Improper Neutralization of Special Elements used in an OS Command"</w:t>
-            </w:r>
-          </w:p>
-          <w:p>
-            <w:pPr>
-              <w:rPr>
-                <w:rFonts w:hint="eastAsia"/>
-              </w:rPr>
-            </w:pPr>
-            <w:r>
-              <w:rPr>
-                <w:rFonts w:hint="eastAsia"/>
-              </w:rPr>
-              <w:t xml:space="preserve">      </w:t>
-            </w:r>
-            <w:proofErr w:type="spellStart"/>
-            <w:r>
-              <w:rPr>
-                <w:rFonts w:hint="eastAsia"/>
-              </w:rPr>
-              <w:t>owasp</w:t>
-            </w:r>
-            <w:proofErr w:type="spellEnd"/>
-            <w:r>
-              <w:rPr>
-                <w:rFonts w:hint="eastAsia"/>
-              </w:rPr>
-              <w:t>: "A03:2021 Injection"</w:t>
+              <w:t xml:space="preserve">      cwe: "CWE-78: Improper Neutralization of Special Elements used in an OS Command"</w:t>
+            </w:r>
+          </w:p>
+          <w:p>
+            <w:pPr>
+              <w:rPr>
+                <w:rFonts w:hint="eastAsia"/>
+              </w:rPr>
+            </w:pPr>
+            <w:r>
+              <w:rPr>
+                <w:rFonts w:hint="eastAsia"/>
+              </w:rPr>
+              <w:lastRenderedPageBreak/>
+              <w:t xml:space="preserve">      owasp: "A03:2021 Injection"</w:t>
             </w:r>
           </w:p>
           <w:p>
@@ -430,48 +479,20 @@
               <w:rPr>
                 <w:rFonts w:hint="eastAsia"/>
               </w:rPr>
-              <w:t xml:space="preserve">      sink: "subprocess/</w:t>
-            </w:r>
-            <w:proofErr w:type="spellStart"/>
-            <w:r>
-              <w:rPr>
-                <w:rFonts w:hint="eastAsia"/>
-              </w:rPr>
-              <w:t>os</w:t>
-            </w:r>
-            <w:proofErr w:type="spellEnd"/>
-            <w:r>
-              <w:rPr>
-                <w:rFonts w:hint="eastAsia"/>
-              </w:rPr>
-              <w:t xml:space="preserve"> shell execution"</w:t>
-            </w:r>
-          </w:p>
-          <w:p>
-            <w:pPr>
-              <w:rPr>
-                <w:rFonts w:hint="eastAsia"/>
-              </w:rPr>
-            </w:pPr>
-            <w:r>
-              <w:rPr>
-                <w:rFonts w:hint="eastAsia"/>
-              </w:rPr>
-              <w:t xml:space="preserve">      </w:t>
-            </w:r>
-            <w:proofErr w:type="spellStart"/>
-            <w:r>
-              <w:rPr>
-                <w:rFonts w:hint="eastAsia"/>
-              </w:rPr>
-              <w:t>attack_flow</w:t>
-            </w:r>
-            <w:proofErr w:type="spellEnd"/>
-            <w:r>
-              <w:rPr>
-                <w:rFonts w:hint="eastAsia"/>
-              </w:rPr>
-              <w:t>: "HTTP parameter -&gt; string/path concatenation -&gt; shell interpreter"</w:t>
+              <w:t xml:space="preserve">      sink: "subprocess/os shell execution"</w:t>
+            </w:r>
+          </w:p>
+          <w:p>
+            <w:pPr>
+              <w:rPr>
+                <w:rFonts w:hint="eastAsia"/>
+              </w:rPr>
+            </w:pPr>
+            <w:r>
+              <w:rPr>
+                <w:rFonts w:hint="eastAsia"/>
+              </w:rPr>
+              <w:t xml:space="preserve">      attack_flow: "HTTP parameter -&gt; string/path concatenation -&gt; shell interpreter"</w:t>
             </w:r>
           </w:p>
           <w:p>
@@ -510,346 +531,535 @@
               <w:rPr>
                 <w:rFonts w:hint="eastAsia"/>
               </w:rPr>
+              <w:t xml:space="preserve">      # JSON body, headers, cookies, uploaded filename.</w:t>
+            </w:r>
+          </w:p>
+          <w:p>
+            <w:pPr>
+              <w:rPr>
+                <w:rFonts w:hint="eastAsia"/>
+              </w:rPr>
+            </w:pPr>
+            <w:r>
+              <w:rPr>
+                <w:rFonts w:hint="eastAsia"/>
+              </w:rPr>
+              <w:t xml:space="preserve">      - pattern: request.args.get(...)</w:t>
+            </w:r>
+          </w:p>
+          <w:p>
+            <w:pPr>
+              <w:rPr>
+                <w:rFonts w:hint="eastAsia"/>
+              </w:rPr>
+            </w:pPr>
+            <w:r>
+              <w:rPr>
+                <w:rFonts w:hint="eastAsia"/>
+              </w:rPr>
+              <w:t xml:space="preserve">      - pattern: request.args[...]</w:t>
+            </w:r>
+          </w:p>
+          <w:p>
+            <w:pPr>
+              <w:rPr>
+                <w:rFonts w:hint="eastAsia"/>
+              </w:rPr>
+            </w:pPr>
+            <w:r>
+              <w:rPr>
+                <w:rFonts w:hint="eastAsia"/>
+              </w:rPr>
+              <w:t xml:space="preserve">      - pattern: request.form.get(...)</w:t>
+            </w:r>
+          </w:p>
+          <w:p>
+            <w:pPr>
+              <w:rPr>
+                <w:rFonts w:hint="eastAsia"/>
+              </w:rPr>
+            </w:pPr>
+            <w:r>
+              <w:rPr>
+                <w:rFonts w:hint="eastAsia"/>
+              </w:rPr>
+              <w:t xml:space="preserve">      - pattern: request.form[...]</w:t>
+            </w:r>
+          </w:p>
+          <w:p>
+            <w:pPr>
+              <w:rPr>
+                <w:rFonts w:hint="eastAsia"/>
+              </w:rPr>
+            </w:pPr>
+            <w:r>
+              <w:rPr>
+                <w:rFonts w:hint="eastAsia"/>
+              </w:rPr>
+              <w:t xml:space="preserve">      - pattern: request.values.get(...)</w:t>
+            </w:r>
+          </w:p>
+          <w:p>
+            <w:pPr>
+              <w:rPr>
+                <w:rFonts w:hint="eastAsia"/>
+              </w:rPr>
+            </w:pPr>
+            <w:r>
+              <w:rPr>
+                <w:rFonts w:hint="eastAsia"/>
+              </w:rPr>
+              <w:t xml:space="preserve">      - pattern: request.values[...]</w:t>
+            </w:r>
+          </w:p>
+          <w:p>
+            <w:pPr>
+              <w:rPr>
+                <w:rFonts w:hint="eastAsia"/>
+              </w:rPr>
+            </w:pPr>
+            <w:r>
+              <w:rPr>
+                <w:rFonts w:hint="eastAsia"/>
+              </w:rPr>
+              <w:t xml:space="preserve">      - pattern: request.get_json(...)</w:t>
+            </w:r>
+          </w:p>
+          <w:p>
+            <w:pPr>
+              <w:rPr>
+                <w:rFonts w:hint="eastAsia"/>
+              </w:rPr>
+            </w:pPr>
+            <w:r>
+              <w:rPr>
+                <w:rFonts w:hint="eastAsia"/>
+              </w:rPr>
+              <w:t xml:space="preserve">      - pattern: request.json</w:t>
+            </w:r>
+          </w:p>
+          <w:p>
+            <w:pPr>
+              <w:rPr>
+                <w:rFonts w:hint="eastAsia"/>
+              </w:rPr>
+            </w:pPr>
+            <w:r>
+              <w:rPr>
+                <w:rFonts w:hint="eastAsia"/>
+              </w:rPr>
+              <w:t xml:space="preserve">      - pattern: request.headers.get(...)</w:t>
+            </w:r>
+          </w:p>
+          <w:p>
+            <w:pPr>
+              <w:rPr>
+                <w:rFonts w:hint="eastAsia"/>
+              </w:rPr>
+            </w:pPr>
+            <w:r>
+              <w:rPr>
+                <w:rFonts w:hint="eastAsia"/>
+              </w:rPr>
+              <w:t xml:space="preserve">      - pattern: request.cookies.get(...)</w:t>
+            </w:r>
+          </w:p>
+          <w:p>
+            <w:pPr>
+              <w:rPr>
+                <w:rFonts w:hint="eastAsia"/>
+              </w:rPr>
+            </w:pPr>
+            <w:r>
+              <w:rPr>
+                <w:rFonts w:hint="eastAsia"/>
+              </w:rPr>
+              <w:t xml:space="preserve">      - pattern: $FILE.filename</w:t>
+            </w:r>
+          </w:p>
+          <w:p>
+            <w:pPr>
+              <w:rPr>
+                <w:rFonts w:hint="eastAsia"/>
+              </w:rPr>
+            </w:pPr>
+          </w:p>
+          <w:p>
+            <w:pPr>
+              <w:rPr>
+                <w:rFonts w:hint="eastAsia"/>
+              </w:rPr>
+            </w:pPr>
+            <w:r>
+              <w:rPr>
+                <w:rFonts w:hint="eastAsia"/>
+              </w:rPr>
+              <w:t xml:space="preserve">    pattern-sinks:</w:t>
+            </w:r>
+          </w:p>
+          <w:p>
+            <w:pPr>
+              <w:rPr>
+                <w:rFonts w:hint="eastAsia"/>
+              </w:rPr>
+            </w:pPr>
+            <w:r>
+              <w:rPr>
+                <w:rFonts w:hint="eastAsia"/>
+              </w:rPr>
+              <w:t xml:space="preserve">      # subprocess with shell=True: command string is interpreted by /bin/sh.</w:t>
+            </w:r>
+          </w:p>
+          <w:p>
+            <w:pPr>
+              <w:rPr>
+                <w:rFonts w:hint="eastAsia"/>
+              </w:rPr>
+            </w:pPr>
+            <w:r>
+              <w:rPr>
+                <w:rFonts w:hint="eastAsia"/>
+              </w:rPr>
+              <w:t xml:space="preserve">      - patterns:</w:t>
+            </w:r>
+          </w:p>
+          <w:p>
+            <w:pPr>
+              <w:rPr>
+                <w:rFonts w:hint="eastAsia"/>
+              </w:rPr>
+            </w:pPr>
+            <w:r>
+              <w:rPr>
+                <w:rFonts w:hint="eastAsia"/>
+              </w:rPr>
+              <w:t xml:space="preserve">          - pattern-either:</w:t>
+            </w:r>
+          </w:p>
+          <w:p>
+            <w:pPr>
+              <w:rPr>
+                <w:rFonts w:hint="eastAsia"/>
+              </w:rPr>
+            </w:pPr>
+            <w:r>
+              <w:rPr>
+                <w:rFonts w:hint="eastAsia"/>
+              </w:rPr>
+              <w:t xml:space="preserve">              - pattern: subprocess.run($CMD, shell=True, ...)</w:t>
+            </w:r>
+          </w:p>
+          <w:p>
+            <w:pPr>
+              <w:rPr>
+                <w:rFonts w:hint="eastAsia"/>
+              </w:rPr>
+            </w:pPr>
+            <w:r>
+              <w:rPr>
+                <w:rFonts w:hint="eastAsia"/>
+              </w:rPr>
+              <w:t xml:space="preserve">              - pattern: subprocess.call($CMD, shell=True, ...)</w:t>
+            </w:r>
+          </w:p>
+          <w:p>
+            <w:pPr>
+              <w:rPr>
+                <w:rFonts w:hint="eastAsia"/>
+              </w:rPr>
+            </w:pPr>
+            <w:r>
+              <w:rPr>
+                <w:rFonts w:hint="eastAsia"/>
+              </w:rPr>
+              <w:t xml:space="preserve">              - pattern: subprocess.check_call($CMD, shell=True, ...)</w:t>
+            </w:r>
+          </w:p>
+          <w:p>
+            <w:pPr>
+              <w:rPr>
+                <w:rFonts w:hint="eastAsia"/>
+              </w:rPr>
+            </w:pPr>
+            <w:r>
+              <w:rPr>
+                <w:rFonts w:hint="eastAsia"/>
+              </w:rPr>
+              <w:t xml:space="preserve">              - pattern: subprocess.check_output($CMD, shell=True, ...)</w:t>
+            </w:r>
+          </w:p>
+          <w:p>
+            <w:pPr>
+              <w:rPr>
+                <w:rFonts w:hint="eastAsia"/>
+              </w:rPr>
+            </w:pPr>
+            <w:r>
+              <w:rPr>
+                <w:rFonts w:hint="eastAsia"/>
+              </w:rPr>
+              <w:t xml:space="preserve">              - pattern: subprocess.Popen($CMD, shell=True, ...)</w:t>
+            </w:r>
+          </w:p>
+          <w:p>
+            <w:pPr>
+              <w:rPr>
+                <w:rFonts w:hint="eastAsia"/>
+              </w:rPr>
+            </w:pPr>
+            <w:r>
+              <w:rPr>
+                <w:rFonts w:hint="eastAsia"/>
+              </w:rPr>
+              <w:t xml:space="preserve">          - focus-metavariable: $CMD</w:t>
+            </w:r>
+          </w:p>
+          <w:p>
+            <w:pPr>
+              <w:rPr>
+                <w:rFonts w:hint="eastAsia"/>
+              </w:rPr>
+            </w:pPr>
+          </w:p>
+          <w:p>
+            <w:pPr>
+              <w:rPr>
+                <w:rFonts w:hint="eastAsia"/>
+              </w:rPr>
+            </w:pPr>
+            <w:r>
+              <w:rPr>
+                <w:rFonts w:hint="eastAsia"/>
+              </w:rPr>
+              <w:t xml:space="preserve">      # Explicit shell invocation through sh -c / bash -c.</w:t>
+            </w:r>
+          </w:p>
+          <w:p>
+            <w:pPr>
+              <w:rPr>
+                <w:rFonts w:hint="eastAsia"/>
+              </w:rPr>
+            </w:pPr>
+            <w:r>
+              <w:rPr>
+                <w:rFonts w:hint="eastAsia"/>
+              </w:rPr>
+              <w:t xml:space="preserve">      # Dangerous even when shell=True is not present.</w:t>
+            </w:r>
+          </w:p>
+          <w:p>
+            <w:pPr>
+              <w:rPr>
+                <w:rFonts w:hint="eastAsia"/>
+              </w:rPr>
+            </w:pPr>
+            <w:r>
+              <w:rPr>
+                <w:rFonts w:hint="eastAsia"/>
+              </w:rPr>
+              <w:t xml:space="preserve">      - patterns:</w:t>
+            </w:r>
+          </w:p>
+          <w:p>
+            <w:pPr>
+              <w:rPr>
+                <w:rFonts w:hint="eastAsia"/>
+              </w:rPr>
+            </w:pPr>
+            <w:r>
+              <w:rPr>
+                <w:rFonts w:hint="eastAsia"/>
+              </w:rPr>
+              <w:t xml:space="preserve">          - pattern-either:</w:t>
+            </w:r>
+          </w:p>
+          <w:p>
+            <w:pPr>
+              <w:rPr>
+                <w:rFonts w:hint="eastAsia"/>
+              </w:rPr>
+            </w:pPr>
+            <w:r>
+              <w:rPr>
+                <w:rFonts w:hint="eastAsia"/>
+              </w:rPr>
+              <w:t xml:space="preserve">              - pattern: subprocess.run(["sh", "-c", $CMD], ...)</w:t>
+            </w:r>
+          </w:p>
+          <w:p>
+            <w:pPr>
+              <w:rPr>
+                <w:rFonts w:hint="eastAsia"/>
+              </w:rPr>
+            </w:pPr>
+            <w:r>
+              <w:rPr>
+                <w:rFonts w:hint="eastAsia"/>
+              </w:rPr>
+              <w:t xml:space="preserve">              - pattern: subprocess.call(["sh", "-c", $CMD], ...)</w:t>
+            </w:r>
+          </w:p>
+          <w:p>
+            <w:pPr>
+              <w:rPr>
+                <w:rFonts w:hint="eastAsia"/>
+              </w:rPr>
+            </w:pPr>
+            <w:r>
+              <w:rPr>
+                <w:rFonts w:hint="eastAsia"/>
+              </w:rPr>
+              <w:t xml:space="preserve">              - pattern: subprocess.check_call(["sh", "-c", $CMD], ...)</w:t>
+            </w:r>
+          </w:p>
+          <w:p>
+            <w:pPr>
+              <w:rPr>
+                <w:rFonts w:hint="eastAsia"/>
+              </w:rPr>
+            </w:pPr>
+            <w:r>
+              <w:rPr>
+                <w:rFonts w:hint="eastAsia"/>
+              </w:rPr>
+              <w:t xml:space="preserve">              - pattern: subprocess.check_output(["sh", "-c", $CMD], ...)</w:t>
+            </w:r>
+          </w:p>
+          <w:p>
+            <w:pPr>
+              <w:rPr>
+                <w:rFonts w:hint="eastAsia"/>
+              </w:rPr>
+            </w:pPr>
+            <w:r>
+              <w:rPr>
+                <w:rFonts w:hint="eastAsia"/>
+              </w:rPr>
+              <w:t xml:space="preserve">              - pattern: subprocess.Popen(["sh", "-c", $CMD], ...)</w:t>
+            </w:r>
+          </w:p>
+          <w:p>
+            <w:pPr>
+              <w:rPr>
+                <w:rFonts w:hint="eastAsia"/>
+              </w:rPr>
+            </w:pPr>
+            <w:r>
+              <w:rPr>
+                <w:rFonts w:hint="eastAsia"/>
+              </w:rPr>
+              <w:t xml:space="preserve">              - pattern: subprocess.run(["bash", "-c", $CMD], ...)</w:t>
+            </w:r>
+          </w:p>
+          <w:p>
+            <w:pPr>
+              <w:rPr>
+                <w:rFonts w:hint="eastAsia"/>
+              </w:rPr>
+            </w:pPr>
+            <w:r>
+              <w:rPr>
+                <w:rFonts w:hint="eastAsia"/>
+              </w:rPr>
+              <w:t xml:space="preserve">              - pattern: subprocess.call(["bash", "-c", $CMD], ...)</w:t>
+            </w:r>
+          </w:p>
+          <w:p>
+            <w:pPr>
+              <w:rPr>
+                <w:rFonts w:hint="eastAsia"/>
+              </w:rPr>
+            </w:pPr>
+            <w:r>
+              <w:rPr>
+                <w:rFonts w:hint="eastAsia"/>
+              </w:rPr>
+              <w:t xml:space="preserve">              - pattern: subprocess.check_call(["bash", "-c", $CMD], ...)</w:t>
+            </w:r>
+          </w:p>
+          <w:p>
+            <w:pPr>
+              <w:rPr>
+                <w:rFonts w:hint="eastAsia"/>
+              </w:rPr>
+            </w:pPr>
+            <w:r>
+              <w:rPr>
+                <w:rFonts w:hint="eastAsia"/>
+              </w:rPr>
+              <w:t xml:space="preserve">              - pattern: subprocess.check_output(["bash", "-c", $CMD], ...)</w:t>
+            </w:r>
+          </w:p>
+          <w:p>
+            <w:pPr>
+              <w:rPr>
+                <w:rFonts w:hint="eastAsia"/>
+              </w:rPr>
+            </w:pPr>
+            <w:r>
+              <w:rPr>
+                <w:rFonts w:hint="eastAsia"/>
+              </w:rPr>
+              <w:t xml:space="preserve">              - pattern: subprocess.Popen(["bash", "-c", $CMD], ...)</w:t>
+            </w:r>
+          </w:p>
+          <w:p>
+            <w:pPr>
+              <w:rPr>
+                <w:rFonts w:hint="eastAsia"/>
+              </w:rPr>
+            </w:pPr>
+            <w:r>
+              <w:rPr>
+                <w:rFonts w:hint="eastAsia"/>
+              </w:rPr>
+              <w:t xml:space="preserve">          - focus-metavariable: $CMD</w:t>
+            </w:r>
+          </w:p>
+          <w:p>
+            <w:pPr>
+              <w:rPr>
+                <w:rFonts w:hint="eastAsia"/>
+              </w:rPr>
+            </w:pPr>
+          </w:p>
+          <w:p>
+            <w:pPr>
+              <w:rPr>
+                <w:rFonts w:hint="eastAsia"/>
+              </w:rPr>
+            </w:pPr>
+            <w:r>
+              <w:rPr>
+                <w:rFonts w:hint="eastAsia"/>
+              </w:rPr>
+              <w:t xml:space="preserve">      # Imported subprocess functions, e.g.:</w:t>
+            </w:r>
+          </w:p>
+          <w:p>
+            <w:pPr>
+              <w:rPr>
+                <w:rFonts w:hint="eastAsia"/>
+              </w:rPr>
+            </w:pPr>
+            <w:r>
+              <w:rPr>
+                <w:rFonts w:hint="eastAsia"/>
+              </w:rPr>
+              <w:t xml:space="preserve">      # from subprocess import check_output</w:t>
+            </w:r>
+          </w:p>
+          <w:p>
+            <w:pPr>
+              <w:rPr>
+                <w:rFonts w:hint="eastAsia"/>
+              </w:rPr>
+            </w:pPr>
+            <w:r>
+              <w:rPr>
+                <w:rFonts w:hint="eastAsia"/>
+              </w:rPr>
               <w:lastRenderedPageBreak/>
-              <w:t xml:space="preserve">      # JSON body, headers, cookies, uploaded filename.</w:t>
-            </w:r>
-          </w:p>
-          <w:p>
-            <w:pPr>
-              <w:rPr>
-                <w:rFonts w:hint="eastAsia"/>
-              </w:rPr>
-            </w:pPr>
-            <w:r>
-              <w:rPr>
-                <w:rFonts w:hint="eastAsia"/>
-              </w:rPr>
-              <w:t xml:space="preserve">      - pattern: </w:t>
-            </w:r>
-            <w:proofErr w:type="spellStart"/>
-            <w:r>
-              <w:rPr>
-                <w:rFonts w:hint="eastAsia"/>
-              </w:rPr>
-              <w:t>request.args.get</w:t>
-            </w:r>
-            <w:proofErr w:type="spellEnd"/>
-            <w:r>
-              <w:rPr>
-                <w:rFonts w:hint="eastAsia"/>
-              </w:rPr>
-              <w:t>(...)</w:t>
-            </w:r>
-          </w:p>
-          <w:p>
-            <w:pPr>
-              <w:rPr>
-                <w:rFonts w:hint="eastAsia"/>
-              </w:rPr>
-            </w:pPr>
-            <w:r>
-              <w:rPr>
-                <w:rFonts w:hint="eastAsia"/>
-              </w:rPr>
-              <w:t xml:space="preserve">      - pattern: </w:t>
-            </w:r>
-            <w:proofErr w:type="spellStart"/>
-            <w:proofErr w:type="gramStart"/>
-            <w:r>
-              <w:rPr>
-                <w:rFonts w:hint="eastAsia"/>
-              </w:rPr>
-              <w:t>request.args</w:t>
-            </w:r>
-            <w:proofErr w:type="spellEnd"/>
-            <w:proofErr w:type="gramEnd"/>
-            <w:r>
-              <w:rPr>
-                <w:rFonts w:hint="eastAsia"/>
-              </w:rPr>
-              <w:t>[...]</w:t>
-            </w:r>
-          </w:p>
-          <w:p>
-            <w:pPr>
-              <w:rPr>
-                <w:rFonts w:hint="eastAsia"/>
-              </w:rPr>
-            </w:pPr>
-            <w:r>
-              <w:rPr>
-                <w:rFonts w:hint="eastAsia"/>
-              </w:rPr>
-              <w:t xml:space="preserve">      - pattern: </w:t>
-            </w:r>
-            <w:proofErr w:type="spellStart"/>
-            <w:r>
-              <w:rPr>
-                <w:rFonts w:hint="eastAsia"/>
-              </w:rPr>
-              <w:t>request.form.get</w:t>
-            </w:r>
-            <w:proofErr w:type="spellEnd"/>
-            <w:r>
-              <w:rPr>
-                <w:rFonts w:hint="eastAsia"/>
-              </w:rPr>
-              <w:t>(...)</w:t>
-            </w:r>
-          </w:p>
-          <w:p>
-            <w:pPr>
-              <w:rPr>
-                <w:rFonts w:hint="eastAsia"/>
-              </w:rPr>
-            </w:pPr>
-            <w:r>
-              <w:rPr>
-                <w:rFonts w:hint="eastAsia"/>
-              </w:rPr>
-              <w:t xml:space="preserve">      - pattern: </w:t>
-            </w:r>
-            <w:proofErr w:type="spellStart"/>
-            <w:proofErr w:type="gramStart"/>
-            <w:r>
-              <w:rPr>
-                <w:rFonts w:hint="eastAsia"/>
-              </w:rPr>
-              <w:t>request.form</w:t>
-            </w:r>
-            <w:proofErr w:type="spellEnd"/>
-            <w:proofErr w:type="gramEnd"/>
-            <w:r>
-              <w:rPr>
-                <w:rFonts w:hint="eastAsia"/>
-              </w:rPr>
-              <w:t>[...]</w:t>
-            </w:r>
-          </w:p>
-          <w:p>
-            <w:pPr>
-              <w:rPr>
-                <w:rFonts w:hint="eastAsia"/>
-              </w:rPr>
-            </w:pPr>
-            <w:r>
-              <w:rPr>
-                <w:rFonts w:hint="eastAsia"/>
-              </w:rPr>
-              <w:t xml:space="preserve">      - pattern: </w:t>
-            </w:r>
-            <w:proofErr w:type="spellStart"/>
-            <w:r>
-              <w:rPr>
-                <w:rFonts w:hint="eastAsia"/>
-              </w:rPr>
-              <w:t>request.values.get</w:t>
-            </w:r>
-            <w:proofErr w:type="spellEnd"/>
-            <w:r>
-              <w:rPr>
-                <w:rFonts w:hint="eastAsia"/>
-              </w:rPr>
-              <w:t>(...)</w:t>
-            </w:r>
-          </w:p>
-          <w:p>
-            <w:pPr>
-              <w:rPr>
-                <w:rFonts w:hint="eastAsia"/>
-              </w:rPr>
-            </w:pPr>
-            <w:r>
-              <w:rPr>
-                <w:rFonts w:hint="eastAsia"/>
-              </w:rPr>
-              <w:t xml:space="preserve">      - pattern: </w:t>
-            </w:r>
-            <w:proofErr w:type="spellStart"/>
-            <w:proofErr w:type="gramStart"/>
-            <w:r>
-              <w:rPr>
-                <w:rFonts w:hint="eastAsia"/>
-              </w:rPr>
-              <w:t>request.values</w:t>
-            </w:r>
-            <w:proofErr w:type="spellEnd"/>
-            <w:proofErr w:type="gramEnd"/>
-            <w:r>
-              <w:rPr>
-                <w:rFonts w:hint="eastAsia"/>
-              </w:rPr>
-              <w:t>[...]</w:t>
-            </w:r>
-          </w:p>
-          <w:p>
-            <w:pPr>
-              <w:rPr>
-                <w:rFonts w:hint="eastAsia"/>
-              </w:rPr>
-            </w:pPr>
-            <w:r>
-              <w:rPr>
-                <w:rFonts w:hint="eastAsia"/>
-              </w:rPr>
-              <w:t xml:space="preserve">      - pattern: </w:t>
-            </w:r>
-            <w:proofErr w:type="spellStart"/>
-            <w:r>
-              <w:rPr>
-                <w:rFonts w:hint="eastAsia"/>
-              </w:rPr>
-              <w:t>request.get_json</w:t>
-            </w:r>
-            <w:proofErr w:type="spellEnd"/>
-            <w:r>
-              <w:rPr>
-                <w:rFonts w:hint="eastAsia"/>
-              </w:rPr>
-              <w:t>(...)</w:t>
-            </w:r>
-          </w:p>
-          <w:p>
-            <w:pPr>
-              <w:rPr>
-                <w:rFonts w:hint="eastAsia"/>
-              </w:rPr>
-            </w:pPr>
-            <w:r>
-              <w:rPr>
-                <w:rFonts w:hint="eastAsia"/>
-              </w:rPr>
-              <w:t xml:space="preserve">      - pattern: </w:t>
-            </w:r>
-            <w:proofErr w:type="spellStart"/>
-            <w:proofErr w:type="gramStart"/>
-            <w:r>
-              <w:rPr>
-                <w:rFonts w:hint="eastAsia"/>
-              </w:rPr>
-              <w:t>request.json</w:t>
-            </w:r>
-            <w:proofErr w:type="spellEnd"/>
-            <w:proofErr w:type="gramEnd"/>
-          </w:p>
-          <w:p>
-            <w:pPr>
-              <w:rPr>
-                <w:rFonts w:hint="eastAsia"/>
-              </w:rPr>
-            </w:pPr>
-            <w:r>
-              <w:rPr>
-                <w:rFonts w:hint="eastAsia"/>
-              </w:rPr>
-              <w:t xml:space="preserve">      - pattern: </w:t>
-            </w:r>
-            <w:proofErr w:type="spellStart"/>
-            <w:r>
-              <w:rPr>
-                <w:rFonts w:hint="eastAsia"/>
-              </w:rPr>
-              <w:t>request.headers.get</w:t>
-            </w:r>
-            <w:proofErr w:type="spellEnd"/>
-            <w:r>
-              <w:rPr>
-                <w:rFonts w:hint="eastAsia"/>
-              </w:rPr>
-              <w:t>(...)</w:t>
-            </w:r>
-          </w:p>
-          <w:p>
-            <w:pPr>
-              <w:rPr>
-                <w:rFonts w:hint="eastAsia"/>
-              </w:rPr>
-            </w:pPr>
-            <w:r>
-              <w:rPr>
-                <w:rFonts w:hint="eastAsia"/>
-              </w:rPr>
-              <w:t xml:space="preserve">      - pattern: </w:t>
-            </w:r>
-            <w:proofErr w:type="spellStart"/>
-            <w:r>
-              <w:rPr>
-                <w:rFonts w:hint="eastAsia"/>
-              </w:rPr>
-              <w:t>request.cookies.get</w:t>
-            </w:r>
-            <w:proofErr w:type="spellEnd"/>
-            <w:r>
-              <w:rPr>
-                <w:rFonts w:hint="eastAsia"/>
-              </w:rPr>
-              <w:t>(...)</w:t>
-            </w:r>
-          </w:p>
-          <w:p>
-            <w:pPr>
-              <w:rPr>
-                <w:rFonts w:hint="eastAsia"/>
-              </w:rPr>
-            </w:pPr>
-            <w:r>
-              <w:rPr>
-                <w:rFonts w:hint="eastAsia"/>
-              </w:rPr>
-              <w:t xml:space="preserve">      - pattern: $</w:t>
-            </w:r>
-            <w:proofErr w:type="spellStart"/>
-            <w:r>
-              <w:rPr>
-                <w:rFonts w:hint="eastAsia"/>
-              </w:rPr>
-              <w:t>FILE.filename</w:t>
-            </w:r>
-            <w:proofErr w:type="spellEnd"/>
-          </w:p>
-          <w:p>
-            <w:pPr>
-              <w:rPr>
-                <w:rFonts w:hint="eastAsia"/>
-              </w:rPr>
-            </w:pPr>
-          </w:p>
-          <w:p>
-            <w:pPr>
-              <w:rPr>
-                <w:rFonts w:hint="eastAsia"/>
-              </w:rPr>
-            </w:pPr>
-            <w:r>
-              <w:rPr>
-                <w:rFonts w:hint="eastAsia"/>
-              </w:rPr>
-              <w:t xml:space="preserve">    pattern-sinks:</w:t>
-            </w:r>
-          </w:p>
-          <w:p>
-            <w:pPr>
-              <w:rPr>
-                <w:rFonts w:hint="eastAsia"/>
-              </w:rPr>
-            </w:pPr>
-            <w:r>
-              <w:rPr>
-                <w:rFonts w:hint="eastAsia"/>
-              </w:rPr>
-              <w:t xml:space="preserve">      # subprocess with shell=True: command string is interpreted by /bin/sh.</w:t>
-            </w:r>
-          </w:p>
-          <w:p>
-            <w:pPr>
-              <w:rPr>
-                <w:rFonts w:hint="eastAsia"/>
-              </w:rPr>
-            </w:pPr>
-            <w:r>
-              <w:rPr>
-                <w:rFonts w:hint="eastAsia"/>
-              </w:rPr>
               <w:t xml:space="preserve">      - patterns:</w:t>
             </w:r>
           </w:p>
@@ -876,185 +1086,59 @@
               <w:rPr>
                 <w:rFonts w:hint="eastAsia"/>
               </w:rPr>
-              <w:t xml:space="preserve">              - pattern: </w:t>
-            </w:r>
-            <w:proofErr w:type="spellStart"/>
-            <w:proofErr w:type="gramStart"/>
-            <w:r>
-              <w:rPr>
-                <w:rFonts w:hint="eastAsia"/>
-              </w:rPr>
-              <w:t>subprocess.run</w:t>
-            </w:r>
-            <w:proofErr w:type="spellEnd"/>
-            <w:r>
-              <w:rPr>
-                <w:rFonts w:hint="eastAsia"/>
-              </w:rPr>
-              <w:t>(</w:t>
-            </w:r>
-            <w:proofErr w:type="gramEnd"/>
-            <w:r>
-              <w:rPr>
-                <w:rFonts w:hint="eastAsia"/>
-              </w:rPr>
-              <w:t>$CMD, shell=True, ...)</w:t>
-            </w:r>
-          </w:p>
-          <w:p>
-            <w:pPr>
-              <w:rPr>
-                <w:rFonts w:hint="eastAsia"/>
-              </w:rPr>
-            </w:pPr>
-            <w:r>
-              <w:rPr>
-                <w:rFonts w:hint="eastAsia"/>
-              </w:rPr>
-              <w:t xml:space="preserve">              - pattern: </w:t>
-            </w:r>
-            <w:proofErr w:type="spellStart"/>
-            <w:proofErr w:type="gramStart"/>
-            <w:r>
-              <w:rPr>
-                <w:rFonts w:hint="eastAsia"/>
-              </w:rPr>
-              <w:t>subprocess.call</w:t>
-            </w:r>
-            <w:proofErr w:type="spellEnd"/>
-            <w:proofErr w:type="gramEnd"/>
-            <w:r>
-              <w:rPr>
-                <w:rFonts w:hint="eastAsia"/>
-              </w:rPr>
-              <w:t>($CMD, shell=True, ...)</w:t>
-            </w:r>
-          </w:p>
-          <w:p>
-            <w:pPr>
-              <w:rPr>
-                <w:rFonts w:hint="eastAsia"/>
-              </w:rPr>
-            </w:pPr>
-            <w:r>
-              <w:rPr>
-                <w:rFonts w:hint="eastAsia"/>
-              </w:rPr>
-              <w:t xml:space="preserve">              - pattern: </w:t>
-            </w:r>
-            <w:proofErr w:type="spellStart"/>
-            <w:proofErr w:type="gramStart"/>
-            <w:r>
-              <w:rPr>
-                <w:rFonts w:hint="eastAsia"/>
-              </w:rPr>
-              <w:t>subprocess.check</w:t>
-            </w:r>
-            <w:proofErr w:type="gramEnd"/>
-            <w:r>
-              <w:rPr>
-                <w:rFonts w:hint="eastAsia"/>
-              </w:rPr>
-              <w:t>_</w:t>
-            </w:r>
-            <w:proofErr w:type="gramStart"/>
-            <w:r>
-              <w:rPr>
-                <w:rFonts w:hint="eastAsia"/>
-              </w:rPr>
-              <w:t>call</w:t>
-            </w:r>
-            <w:proofErr w:type="spellEnd"/>
-            <w:r>
-              <w:rPr>
-                <w:rFonts w:hint="eastAsia"/>
-              </w:rPr>
-              <w:t>(</w:t>
-            </w:r>
-            <w:proofErr w:type="gramEnd"/>
-            <w:r>
-              <w:rPr>
-                <w:rFonts w:hint="eastAsia"/>
-              </w:rPr>
-              <w:t>$CMD, shell=True, ...)</w:t>
-            </w:r>
-          </w:p>
-          <w:p>
-            <w:pPr>
-              <w:rPr>
-                <w:rFonts w:hint="eastAsia"/>
-              </w:rPr>
-            </w:pPr>
-            <w:r>
-              <w:rPr>
-                <w:rFonts w:hint="eastAsia"/>
-              </w:rPr>
-              <w:t xml:space="preserve">              - pattern: </w:t>
-            </w:r>
-            <w:proofErr w:type="spellStart"/>
-            <w:proofErr w:type="gramStart"/>
-            <w:r>
-              <w:rPr>
-                <w:rFonts w:hint="eastAsia"/>
-              </w:rPr>
-              <w:t>subprocess.check</w:t>
-            </w:r>
-            <w:proofErr w:type="gramEnd"/>
-            <w:r>
-              <w:rPr>
-                <w:rFonts w:hint="eastAsia"/>
-              </w:rPr>
-              <w:t>_</w:t>
-            </w:r>
-            <w:proofErr w:type="gramStart"/>
-            <w:r>
-              <w:rPr>
-                <w:rFonts w:hint="eastAsia"/>
-              </w:rPr>
-              <w:t>output</w:t>
-            </w:r>
-            <w:proofErr w:type="spellEnd"/>
-            <w:r>
-              <w:rPr>
-                <w:rFonts w:hint="eastAsia"/>
-              </w:rPr>
-              <w:t>(</w:t>
-            </w:r>
-            <w:proofErr w:type="gramEnd"/>
-            <w:r>
-              <w:rPr>
-                <w:rFonts w:hint="eastAsia"/>
-              </w:rPr>
-              <w:t>$CMD, shell=True, ...)</w:t>
-            </w:r>
-          </w:p>
-          <w:p>
-            <w:pPr>
-              <w:rPr>
-                <w:rFonts w:hint="eastAsia"/>
-              </w:rPr>
-            </w:pPr>
-            <w:r>
-              <w:rPr>
-                <w:rFonts w:hint="eastAsia"/>
-              </w:rPr>
-              <w:t xml:space="preserve">              - pattern: </w:t>
-            </w:r>
-            <w:proofErr w:type="spellStart"/>
-            <w:proofErr w:type="gramStart"/>
-            <w:r>
-              <w:rPr>
-                <w:rFonts w:hint="eastAsia"/>
-              </w:rPr>
-              <w:t>subprocess.Popen</w:t>
-            </w:r>
-            <w:proofErr w:type="spellEnd"/>
-            <w:proofErr w:type="gramEnd"/>
-            <w:r>
-              <w:rPr>
-                <w:rFonts w:hint="eastAsia"/>
-              </w:rPr>
-              <w:t>($CMD, shell=True, ...)</w:t>
+              <w:t xml:space="preserve">              - pattern: run($CMD, shell=True, ...)</w:t>
+            </w:r>
+          </w:p>
+          <w:p>
+            <w:pPr>
+              <w:rPr>
+                <w:rFonts w:hint="eastAsia"/>
+              </w:rPr>
+            </w:pPr>
+            <w:r>
+              <w:rPr>
+                <w:rFonts w:hint="eastAsia"/>
+              </w:rPr>
+              <w:t xml:space="preserve">              - pattern: call($CMD, shell=True, ...)</w:t>
+            </w:r>
+          </w:p>
+          <w:p>
+            <w:pPr>
+              <w:rPr>
+                <w:rFonts w:hint="eastAsia"/>
+              </w:rPr>
+            </w:pPr>
+            <w:r>
+              <w:rPr>
+                <w:rFonts w:hint="eastAsia"/>
+              </w:rPr>
+              <w:t xml:space="preserve">              - pattern: check_call($CMD, shell=True, ...)</w:t>
+            </w:r>
+          </w:p>
+          <w:p>
+            <w:pPr>
+              <w:rPr>
+                <w:rFonts w:hint="eastAsia"/>
+              </w:rPr>
+            </w:pPr>
+            <w:r>
+              <w:rPr>
+                <w:rFonts w:hint="eastAsia"/>
+              </w:rPr>
+              <w:t xml:space="preserve">              - pattern: check_output($CMD, shell=True, ...)</w:t>
+            </w:r>
+          </w:p>
+          <w:p>
+            <w:pPr>
+              <w:rPr>
+                <w:rFonts w:hint="eastAsia"/>
+              </w:rPr>
+            </w:pPr>
+            <w:r>
+              <w:rPr>
+                <w:rFonts w:hint="eastAsia"/>
+              </w:rPr>
+              <w:t xml:space="preserve">              - pattern: Popen($CMD, shell=True, ...)</w:t>
             </w:r>
           </w:p>
           <w:p>
@@ -1087,796 +1171,6 @@
               <w:rPr>
                 <w:rFonts w:hint="eastAsia"/>
               </w:rPr>
-              <w:t xml:space="preserve">      # Explicit shell invocation through </w:t>
-            </w:r>
-            <w:proofErr w:type="spellStart"/>
-            <w:r>
-              <w:rPr>
-                <w:rFonts w:hint="eastAsia"/>
-              </w:rPr>
-              <w:t>sh</w:t>
-            </w:r>
-            <w:proofErr w:type="spellEnd"/>
-            <w:r>
-              <w:rPr>
-                <w:rFonts w:hint="eastAsia"/>
-              </w:rPr>
-              <w:t xml:space="preserve"> -c / bash -c.</w:t>
-            </w:r>
-          </w:p>
-          <w:p>
-            <w:pPr>
-              <w:rPr>
-                <w:rFonts w:hint="eastAsia"/>
-              </w:rPr>
-            </w:pPr>
-            <w:r>
-              <w:rPr>
-                <w:rFonts w:hint="eastAsia"/>
-              </w:rPr>
-              <w:t xml:space="preserve">      # Dangerous even when shell=True is not present.</w:t>
-            </w:r>
-          </w:p>
-          <w:p>
-            <w:pPr>
-              <w:rPr>
-                <w:rFonts w:hint="eastAsia"/>
-              </w:rPr>
-            </w:pPr>
-            <w:r>
-              <w:rPr>
-                <w:rFonts w:hint="eastAsia"/>
-              </w:rPr>
-              <w:t xml:space="preserve">      - patterns:</w:t>
-            </w:r>
-          </w:p>
-          <w:p>
-            <w:pPr>
-              <w:rPr>
-                <w:rFonts w:hint="eastAsia"/>
-              </w:rPr>
-            </w:pPr>
-            <w:r>
-              <w:rPr>
-                <w:rFonts w:hint="eastAsia"/>
-              </w:rPr>
-              <w:t xml:space="preserve">          - pattern-either:</w:t>
-            </w:r>
-          </w:p>
-          <w:p>
-            <w:pPr>
-              <w:rPr>
-                <w:rFonts w:hint="eastAsia"/>
-              </w:rPr>
-            </w:pPr>
-            <w:r>
-              <w:rPr>
-                <w:rFonts w:hint="eastAsia"/>
-              </w:rPr>
-              <w:t xml:space="preserve">              - pattern: </w:t>
-            </w:r>
-            <w:proofErr w:type="spellStart"/>
-            <w:proofErr w:type="gramStart"/>
-            <w:r>
-              <w:rPr>
-                <w:rFonts w:hint="eastAsia"/>
-              </w:rPr>
-              <w:t>subprocess.run</w:t>
-            </w:r>
-            <w:proofErr w:type="spellEnd"/>
-            <w:r>
-              <w:rPr>
-                <w:rFonts w:hint="eastAsia"/>
-              </w:rPr>
-              <w:t>(</w:t>
-            </w:r>
-            <w:proofErr w:type="gramEnd"/>
-            <w:r>
-              <w:rPr>
-                <w:rFonts w:hint="eastAsia"/>
-              </w:rPr>
-              <w:t>["</w:t>
-            </w:r>
-            <w:proofErr w:type="spellStart"/>
-            <w:r>
-              <w:rPr>
-                <w:rFonts w:hint="eastAsia"/>
-              </w:rPr>
-              <w:t>sh</w:t>
-            </w:r>
-            <w:proofErr w:type="spellEnd"/>
-            <w:r>
-              <w:rPr>
-                <w:rFonts w:hint="eastAsia"/>
-              </w:rPr>
-              <w:t>", "-c", $CMD], ...)</w:t>
-            </w:r>
-          </w:p>
-          <w:p>
-            <w:pPr>
-              <w:rPr>
-                <w:rFonts w:hint="eastAsia"/>
-              </w:rPr>
-            </w:pPr>
-            <w:r>
-              <w:rPr>
-                <w:rFonts w:hint="eastAsia"/>
-              </w:rPr>
-              <w:t xml:space="preserve">              - pattern: </w:t>
-            </w:r>
-            <w:proofErr w:type="spellStart"/>
-            <w:proofErr w:type="gramStart"/>
-            <w:r>
-              <w:rPr>
-                <w:rFonts w:hint="eastAsia"/>
-              </w:rPr>
-              <w:t>subprocess.call</w:t>
-            </w:r>
-            <w:proofErr w:type="spellEnd"/>
-            <w:proofErr w:type="gramEnd"/>
-            <w:r>
-              <w:rPr>
-                <w:rFonts w:hint="eastAsia"/>
-              </w:rPr>
-              <w:t>(["</w:t>
-            </w:r>
-            <w:proofErr w:type="spellStart"/>
-            <w:r>
-              <w:rPr>
-                <w:rFonts w:hint="eastAsia"/>
-              </w:rPr>
-              <w:t>sh</w:t>
-            </w:r>
-            <w:proofErr w:type="spellEnd"/>
-            <w:r>
-              <w:rPr>
-                <w:rFonts w:hint="eastAsia"/>
-              </w:rPr>
-              <w:t>", "-c", $CMD], ...)</w:t>
-            </w:r>
-          </w:p>
-          <w:p>
-            <w:pPr>
-              <w:rPr>
-                <w:rFonts w:hint="eastAsia"/>
-              </w:rPr>
-            </w:pPr>
-            <w:r>
-              <w:rPr>
-                <w:rFonts w:hint="eastAsia"/>
-              </w:rPr>
-              <w:t xml:space="preserve">              - pattern: </w:t>
-            </w:r>
-            <w:proofErr w:type="spellStart"/>
-            <w:proofErr w:type="gramStart"/>
-            <w:r>
-              <w:rPr>
-                <w:rFonts w:hint="eastAsia"/>
-              </w:rPr>
-              <w:t>subprocess.check</w:t>
-            </w:r>
-            <w:proofErr w:type="gramEnd"/>
-            <w:r>
-              <w:rPr>
-                <w:rFonts w:hint="eastAsia"/>
-              </w:rPr>
-              <w:t>_</w:t>
-            </w:r>
-            <w:proofErr w:type="gramStart"/>
-            <w:r>
-              <w:rPr>
-                <w:rFonts w:hint="eastAsia"/>
-              </w:rPr>
-              <w:t>call</w:t>
-            </w:r>
-            <w:proofErr w:type="spellEnd"/>
-            <w:r>
-              <w:rPr>
-                <w:rFonts w:hint="eastAsia"/>
-              </w:rPr>
-              <w:t>(</w:t>
-            </w:r>
-            <w:proofErr w:type="gramEnd"/>
-            <w:r>
-              <w:rPr>
-                <w:rFonts w:hint="eastAsia"/>
-              </w:rPr>
-              <w:t>["</w:t>
-            </w:r>
-            <w:proofErr w:type="spellStart"/>
-            <w:r>
-              <w:rPr>
-                <w:rFonts w:hint="eastAsia"/>
-              </w:rPr>
-              <w:t>sh</w:t>
-            </w:r>
-            <w:proofErr w:type="spellEnd"/>
-            <w:r>
-              <w:rPr>
-                <w:rFonts w:hint="eastAsia"/>
-              </w:rPr>
-              <w:t>", "-c", $CMD], ...)</w:t>
-            </w:r>
-          </w:p>
-          <w:p>
-            <w:pPr>
-              <w:rPr>
-                <w:rFonts w:hint="eastAsia"/>
-              </w:rPr>
-            </w:pPr>
-            <w:r>
-              <w:rPr>
-                <w:rFonts w:hint="eastAsia"/>
-              </w:rPr>
-              <w:t xml:space="preserve">              - pattern: </w:t>
-            </w:r>
-            <w:proofErr w:type="spellStart"/>
-            <w:proofErr w:type="gramStart"/>
-            <w:r>
-              <w:rPr>
-                <w:rFonts w:hint="eastAsia"/>
-              </w:rPr>
-              <w:t>subprocess.check</w:t>
-            </w:r>
-            <w:proofErr w:type="gramEnd"/>
-            <w:r>
-              <w:rPr>
-                <w:rFonts w:hint="eastAsia"/>
-              </w:rPr>
-              <w:t>_</w:t>
-            </w:r>
-            <w:proofErr w:type="gramStart"/>
-            <w:r>
-              <w:rPr>
-                <w:rFonts w:hint="eastAsia"/>
-              </w:rPr>
-              <w:t>output</w:t>
-            </w:r>
-            <w:proofErr w:type="spellEnd"/>
-            <w:r>
-              <w:rPr>
-                <w:rFonts w:hint="eastAsia"/>
-              </w:rPr>
-              <w:t>(</w:t>
-            </w:r>
-            <w:proofErr w:type="gramEnd"/>
-            <w:r>
-              <w:rPr>
-                <w:rFonts w:hint="eastAsia"/>
-              </w:rPr>
-              <w:t>["</w:t>
-            </w:r>
-            <w:proofErr w:type="spellStart"/>
-            <w:r>
-              <w:rPr>
-                <w:rFonts w:hint="eastAsia"/>
-              </w:rPr>
-              <w:t>sh</w:t>
-            </w:r>
-            <w:proofErr w:type="spellEnd"/>
-            <w:r>
-              <w:rPr>
-                <w:rFonts w:hint="eastAsia"/>
-              </w:rPr>
-              <w:t>", "-c", $CMD], ...)</w:t>
-            </w:r>
-          </w:p>
-          <w:p>
-            <w:pPr>
-              <w:rPr>
-                <w:rFonts w:hint="eastAsia"/>
-              </w:rPr>
-            </w:pPr>
-            <w:r>
-              <w:rPr>
-                <w:rFonts w:hint="eastAsia"/>
-              </w:rPr>
-              <w:t xml:space="preserve">              - pattern: </w:t>
-            </w:r>
-            <w:proofErr w:type="spellStart"/>
-            <w:proofErr w:type="gramStart"/>
-            <w:r>
-              <w:rPr>
-                <w:rFonts w:hint="eastAsia"/>
-              </w:rPr>
-              <w:t>subprocess.Popen</w:t>
-            </w:r>
-            <w:proofErr w:type="spellEnd"/>
-            <w:proofErr w:type="gramEnd"/>
-            <w:r>
-              <w:rPr>
-                <w:rFonts w:hint="eastAsia"/>
-              </w:rPr>
-              <w:t>(["</w:t>
-            </w:r>
-            <w:proofErr w:type="spellStart"/>
-            <w:r>
-              <w:rPr>
-                <w:rFonts w:hint="eastAsia"/>
-              </w:rPr>
-              <w:t>sh</w:t>
-            </w:r>
-            <w:proofErr w:type="spellEnd"/>
-            <w:r>
-              <w:rPr>
-                <w:rFonts w:hint="eastAsia"/>
-              </w:rPr>
-              <w:t>", "-c", $CMD], ...)</w:t>
-            </w:r>
-          </w:p>
-          <w:p>
-            <w:pPr>
-              <w:rPr>
-                <w:rFonts w:hint="eastAsia"/>
-              </w:rPr>
-            </w:pPr>
-            <w:r>
-              <w:rPr>
-                <w:rFonts w:hint="eastAsia"/>
-              </w:rPr>
-              <w:t xml:space="preserve">              - pattern: </w:t>
-            </w:r>
-            <w:proofErr w:type="spellStart"/>
-            <w:proofErr w:type="gramStart"/>
-            <w:r>
-              <w:rPr>
-                <w:rFonts w:hint="eastAsia"/>
-              </w:rPr>
-              <w:t>subprocess.run</w:t>
-            </w:r>
-            <w:proofErr w:type="spellEnd"/>
-            <w:r>
-              <w:rPr>
-                <w:rFonts w:hint="eastAsia"/>
-              </w:rPr>
-              <w:t>(</w:t>
-            </w:r>
-            <w:proofErr w:type="gramEnd"/>
-            <w:r>
-              <w:rPr>
-                <w:rFonts w:hint="eastAsia"/>
-              </w:rPr>
-              <w:t>["bash", "-c", $CMD], ...)</w:t>
-            </w:r>
-          </w:p>
-          <w:p>
-            <w:pPr>
-              <w:rPr>
-                <w:rFonts w:hint="eastAsia"/>
-              </w:rPr>
-            </w:pPr>
-            <w:r>
-              <w:rPr>
-                <w:rFonts w:hint="eastAsia"/>
-              </w:rPr>
-              <w:t xml:space="preserve">              - pattern: </w:t>
-            </w:r>
-            <w:proofErr w:type="spellStart"/>
-            <w:proofErr w:type="gramStart"/>
-            <w:r>
-              <w:rPr>
-                <w:rFonts w:hint="eastAsia"/>
-              </w:rPr>
-              <w:t>subprocess.call</w:t>
-            </w:r>
-            <w:proofErr w:type="spellEnd"/>
-            <w:proofErr w:type="gramEnd"/>
-            <w:r>
-              <w:rPr>
-                <w:rFonts w:hint="eastAsia"/>
-              </w:rPr>
-              <w:t>(["bash", "-c", $CMD], ...)</w:t>
-            </w:r>
-          </w:p>
-          <w:p>
-            <w:pPr>
-              <w:rPr>
-                <w:rFonts w:hint="eastAsia"/>
-              </w:rPr>
-            </w:pPr>
-            <w:r>
-              <w:rPr>
-                <w:rFonts w:hint="eastAsia"/>
-              </w:rPr>
-              <w:t xml:space="preserve">              - pattern: </w:t>
-            </w:r>
-            <w:proofErr w:type="spellStart"/>
-            <w:proofErr w:type="gramStart"/>
-            <w:r>
-              <w:rPr>
-                <w:rFonts w:hint="eastAsia"/>
-              </w:rPr>
-              <w:t>subprocess.check</w:t>
-            </w:r>
-            <w:proofErr w:type="gramEnd"/>
-            <w:r>
-              <w:rPr>
-                <w:rFonts w:hint="eastAsia"/>
-              </w:rPr>
-              <w:t>_</w:t>
-            </w:r>
-            <w:proofErr w:type="gramStart"/>
-            <w:r>
-              <w:rPr>
-                <w:rFonts w:hint="eastAsia"/>
-              </w:rPr>
-              <w:t>call</w:t>
-            </w:r>
-            <w:proofErr w:type="spellEnd"/>
-            <w:r>
-              <w:rPr>
-                <w:rFonts w:hint="eastAsia"/>
-              </w:rPr>
-              <w:t>(</w:t>
-            </w:r>
-            <w:proofErr w:type="gramEnd"/>
-            <w:r>
-              <w:rPr>
-                <w:rFonts w:hint="eastAsia"/>
-              </w:rPr>
-              <w:t>["bash", "-c", $CMD], ...)</w:t>
-            </w:r>
-          </w:p>
-          <w:p>
-            <w:pPr>
-              <w:rPr>
-                <w:rFonts w:hint="eastAsia"/>
-              </w:rPr>
-            </w:pPr>
-            <w:r>
-              <w:rPr>
-                <w:rFonts w:hint="eastAsia"/>
-              </w:rPr>
-              <w:t xml:space="preserve">              - pattern: </w:t>
-            </w:r>
-            <w:proofErr w:type="spellStart"/>
-            <w:proofErr w:type="gramStart"/>
-            <w:r>
-              <w:rPr>
-                <w:rFonts w:hint="eastAsia"/>
-              </w:rPr>
-              <w:t>subprocess.check</w:t>
-            </w:r>
-            <w:proofErr w:type="gramEnd"/>
-            <w:r>
-              <w:rPr>
-                <w:rFonts w:hint="eastAsia"/>
-              </w:rPr>
-              <w:t>_</w:t>
-            </w:r>
-            <w:proofErr w:type="gramStart"/>
-            <w:r>
-              <w:rPr>
-                <w:rFonts w:hint="eastAsia"/>
-              </w:rPr>
-              <w:t>output</w:t>
-            </w:r>
-            <w:proofErr w:type="spellEnd"/>
-            <w:r>
-              <w:rPr>
-                <w:rFonts w:hint="eastAsia"/>
-              </w:rPr>
-              <w:t>(</w:t>
-            </w:r>
-            <w:proofErr w:type="gramEnd"/>
-            <w:r>
-              <w:rPr>
-                <w:rFonts w:hint="eastAsia"/>
-              </w:rPr>
-              <w:t>["bash", "-c", $CMD], ...)</w:t>
-            </w:r>
-          </w:p>
-          <w:p>
-            <w:pPr>
-              <w:rPr>
-                <w:rFonts w:hint="eastAsia"/>
-              </w:rPr>
-            </w:pPr>
-            <w:r>
-              <w:rPr>
-                <w:rFonts w:hint="eastAsia"/>
-              </w:rPr>
-              <w:t xml:space="preserve">              - pattern: </w:t>
-            </w:r>
-            <w:proofErr w:type="spellStart"/>
-            <w:proofErr w:type="gramStart"/>
-            <w:r>
-              <w:rPr>
-                <w:rFonts w:hint="eastAsia"/>
-              </w:rPr>
-              <w:t>subprocess.Popen</w:t>
-            </w:r>
-            <w:proofErr w:type="spellEnd"/>
-            <w:proofErr w:type="gramEnd"/>
-            <w:r>
-              <w:rPr>
-                <w:rFonts w:hint="eastAsia"/>
-              </w:rPr>
-              <w:t>(["bash", "-c", $CMD], ...)</w:t>
-            </w:r>
-          </w:p>
-          <w:p>
-            <w:pPr>
-              <w:rPr>
-                <w:rFonts w:hint="eastAsia"/>
-              </w:rPr>
-            </w:pPr>
-            <w:r>
-              <w:rPr>
-                <w:rFonts w:hint="eastAsia"/>
-              </w:rPr>
-              <w:t xml:space="preserve">          - focus-metavariable: $CMD</w:t>
-            </w:r>
-          </w:p>
-          <w:p>
-            <w:pPr>
-              <w:rPr>
-                <w:rFonts w:hint="eastAsia"/>
-              </w:rPr>
-            </w:pPr>
-          </w:p>
-          <w:p>
-            <w:pPr>
-              <w:rPr>
-                <w:rFonts w:hint="eastAsia"/>
-              </w:rPr>
-            </w:pPr>
-            <w:r>
-              <w:rPr>
-                <w:rFonts w:hint="eastAsia"/>
-              </w:rPr>
-              <w:t xml:space="preserve">      # Imported subprocess functions, e.g.:</w:t>
-            </w:r>
-          </w:p>
-          <w:p>
-            <w:pPr>
-              <w:rPr>
-                <w:rFonts w:hint="eastAsia"/>
-              </w:rPr>
-            </w:pPr>
-            <w:r>
-              <w:rPr>
-                <w:rFonts w:hint="eastAsia"/>
-              </w:rPr>
-              <w:t xml:space="preserve">      # from subprocess import </w:t>
-            </w:r>
-            <w:proofErr w:type="spellStart"/>
-            <w:r>
-              <w:rPr>
-                <w:rFonts w:hint="eastAsia"/>
-              </w:rPr>
-              <w:t>check_output</w:t>
-            </w:r>
-            <w:proofErr w:type="spellEnd"/>
-          </w:p>
-          <w:p>
-            <w:pPr>
-              <w:rPr>
-                <w:rFonts w:hint="eastAsia"/>
-              </w:rPr>
-            </w:pPr>
-            <w:r>
-              <w:rPr>
-                <w:rFonts w:hint="eastAsia"/>
-              </w:rPr>
-              <w:t xml:space="preserve">      - patterns:</w:t>
-            </w:r>
-          </w:p>
-          <w:p>
-            <w:pPr>
-              <w:rPr>
-                <w:rFonts w:hint="eastAsia"/>
-              </w:rPr>
-            </w:pPr>
-            <w:r>
-              <w:rPr>
-                <w:rFonts w:hint="eastAsia"/>
-              </w:rPr>
-              <w:t xml:space="preserve">          - pattern-either:</w:t>
-            </w:r>
-          </w:p>
-          <w:p>
-            <w:pPr>
-              <w:rPr>
-                <w:rFonts w:hint="eastAsia"/>
-              </w:rPr>
-            </w:pPr>
-            <w:r>
-              <w:rPr>
-                <w:rFonts w:hint="eastAsia"/>
-              </w:rPr>
-              <w:t xml:space="preserve">              - pattern: </w:t>
-            </w:r>
-            <w:proofErr w:type="gramStart"/>
-            <w:r>
-              <w:rPr>
-                <w:rFonts w:hint="eastAsia"/>
-              </w:rPr>
-              <w:t>run(</w:t>
-            </w:r>
-            <w:proofErr w:type="gramEnd"/>
-            <w:r>
-              <w:rPr>
-                <w:rFonts w:hint="eastAsia"/>
-              </w:rPr>
-              <w:t>$CMD, shell=True, ...)</w:t>
-            </w:r>
-          </w:p>
-          <w:p>
-            <w:pPr>
-              <w:rPr>
-                <w:rFonts w:hint="eastAsia"/>
-              </w:rPr>
-            </w:pPr>
-            <w:r>
-              <w:rPr>
-                <w:rFonts w:hint="eastAsia"/>
-              </w:rPr>
-              <w:t xml:space="preserve">              - pattern: </w:t>
-            </w:r>
-            <w:proofErr w:type="gramStart"/>
-            <w:r>
-              <w:rPr>
-                <w:rFonts w:hint="eastAsia"/>
-              </w:rPr>
-              <w:t>call(</w:t>
-            </w:r>
-            <w:proofErr w:type="gramEnd"/>
-            <w:r>
-              <w:rPr>
-                <w:rFonts w:hint="eastAsia"/>
-              </w:rPr>
-              <w:t>$CMD, shell=True, ...)</w:t>
-            </w:r>
-          </w:p>
-          <w:p>
-            <w:pPr>
-              <w:rPr>
-                <w:rFonts w:hint="eastAsia"/>
-              </w:rPr>
-            </w:pPr>
-            <w:r>
-              <w:rPr>
-                <w:rFonts w:hint="eastAsia"/>
-              </w:rPr>
-              <w:t xml:space="preserve">              - pattern: </w:t>
-            </w:r>
-            <w:proofErr w:type="spellStart"/>
-            <w:r>
-              <w:rPr>
-                <w:rFonts w:hint="eastAsia"/>
-              </w:rPr>
-              <w:t>check_</w:t>
-            </w:r>
-            <w:proofErr w:type="gramStart"/>
-            <w:r>
-              <w:rPr>
-                <w:rFonts w:hint="eastAsia"/>
-              </w:rPr>
-              <w:t>call</w:t>
-            </w:r>
-            <w:proofErr w:type="spellEnd"/>
-            <w:r>
-              <w:rPr>
-                <w:rFonts w:hint="eastAsia"/>
-              </w:rPr>
-              <w:t>(</w:t>
-            </w:r>
-            <w:proofErr w:type="gramEnd"/>
-            <w:r>
-              <w:rPr>
-                <w:rFonts w:hint="eastAsia"/>
-              </w:rPr>
-              <w:t>$CMD, shell=True, ...)</w:t>
-            </w:r>
-          </w:p>
-          <w:p>
-            <w:pPr>
-              <w:rPr>
-                <w:rFonts w:hint="eastAsia"/>
-              </w:rPr>
-            </w:pPr>
-            <w:r>
-              <w:rPr>
-                <w:rFonts w:hint="eastAsia"/>
-              </w:rPr>
-              <w:t xml:space="preserve">              - pattern: </w:t>
-            </w:r>
-            <w:proofErr w:type="spellStart"/>
-            <w:r>
-              <w:rPr>
-                <w:rFonts w:hint="eastAsia"/>
-              </w:rPr>
-              <w:t>check_</w:t>
-            </w:r>
-            <w:proofErr w:type="gramStart"/>
-            <w:r>
-              <w:rPr>
-                <w:rFonts w:hint="eastAsia"/>
-              </w:rPr>
-              <w:t>output</w:t>
-            </w:r>
-            <w:proofErr w:type="spellEnd"/>
-            <w:r>
-              <w:rPr>
-                <w:rFonts w:hint="eastAsia"/>
-              </w:rPr>
-              <w:t>(</w:t>
-            </w:r>
-            <w:proofErr w:type="gramEnd"/>
-            <w:r>
-              <w:rPr>
-                <w:rFonts w:hint="eastAsia"/>
-              </w:rPr>
-              <w:t>$CMD, shell=True, ...)</w:t>
-            </w:r>
-          </w:p>
-          <w:p>
-            <w:pPr>
-              <w:rPr>
-                <w:rFonts w:hint="eastAsia"/>
-              </w:rPr>
-            </w:pPr>
-            <w:r>
-              <w:rPr>
-                <w:rFonts w:hint="eastAsia"/>
-              </w:rPr>
-              <w:t xml:space="preserve">              - pattern: </w:t>
-            </w:r>
-            <w:proofErr w:type="spellStart"/>
-            <w:proofErr w:type="gramStart"/>
-            <w:r>
-              <w:rPr>
-                <w:rFonts w:hint="eastAsia"/>
-              </w:rPr>
-              <w:t>Popen</w:t>
-            </w:r>
-            <w:proofErr w:type="spellEnd"/>
-            <w:r>
-              <w:rPr>
-                <w:rFonts w:hint="eastAsia"/>
-              </w:rPr>
-              <w:t>(</w:t>
-            </w:r>
-            <w:proofErr w:type="gramEnd"/>
-            <w:r>
-              <w:rPr>
-                <w:rFonts w:hint="eastAsia"/>
-              </w:rPr>
-              <w:t>$CMD, shell=True, ...)</w:t>
-            </w:r>
-          </w:p>
-          <w:p>
-            <w:pPr>
-              <w:rPr>
-                <w:rFonts w:hint="eastAsia"/>
-              </w:rPr>
-            </w:pPr>
-            <w:r>
-              <w:rPr>
-                <w:rFonts w:hint="eastAsia"/>
-              </w:rPr>
-              <w:lastRenderedPageBreak/>
-              <w:t xml:space="preserve">          - focus-metavariable: $CMD</w:t>
-            </w:r>
-          </w:p>
-          <w:p>
-            <w:pPr>
-              <w:rPr>
-                <w:rFonts w:hint="eastAsia"/>
-              </w:rPr>
-            </w:pPr>
-          </w:p>
-          <w:p>
-            <w:pPr>
-              <w:rPr>
-                <w:rFonts w:hint="eastAsia"/>
-              </w:rPr>
-            </w:pPr>
-            <w:r>
-              <w:rPr>
-                <w:rFonts w:hint="eastAsia"/>
-              </w:rPr>
               <w:t xml:space="preserve">      # Other direct shell execution APIs.</w:t>
             </w:r>
           </w:p>
@@ -1890,110 +1184,46 @@
               <w:rPr>
                 <w:rFonts w:hint="eastAsia"/>
               </w:rPr>
-              <w:t xml:space="preserve">      - pattern: </w:t>
-            </w:r>
-            <w:proofErr w:type="spellStart"/>
-            <w:proofErr w:type="gramStart"/>
-            <w:r>
-              <w:rPr>
-                <w:rFonts w:hint="eastAsia"/>
-              </w:rPr>
-              <w:t>os.system</w:t>
-            </w:r>
-            <w:proofErr w:type="spellEnd"/>
-            <w:proofErr w:type="gramEnd"/>
-            <w:r>
-              <w:rPr>
-                <w:rFonts w:hint="eastAsia"/>
-              </w:rPr>
-              <w:t>(...)</w:t>
-            </w:r>
-          </w:p>
-          <w:p>
-            <w:pPr>
-              <w:rPr>
-                <w:rFonts w:hint="eastAsia"/>
-              </w:rPr>
-            </w:pPr>
-            <w:r>
-              <w:rPr>
-                <w:rFonts w:hint="eastAsia"/>
-              </w:rPr>
-              <w:t xml:space="preserve">      - pattern: </w:t>
-            </w:r>
-            <w:proofErr w:type="spellStart"/>
-            <w:proofErr w:type="gramStart"/>
-            <w:r>
-              <w:rPr>
-                <w:rFonts w:hint="eastAsia"/>
-              </w:rPr>
-              <w:t>os.popen</w:t>
-            </w:r>
-            <w:proofErr w:type="spellEnd"/>
-            <w:proofErr w:type="gramEnd"/>
-            <w:r>
-              <w:rPr>
-                <w:rFonts w:hint="eastAsia"/>
-              </w:rPr>
-              <w:t>(...)</w:t>
-            </w:r>
-          </w:p>
-          <w:p>
-            <w:pPr>
-              <w:rPr>
-                <w:rFonts w:hint="eastAsia"/>
-              </w:rPr>
-            </w:pPr>
-            <w:r>
-              <w:rPr>
-                <w:rFonts w:hint="eastAsia"/>
-              </w:rPr>
-              <w:t xml:space="preserve">      - pattern: </w:t>
-            </w:r>
-            <w:proofErr w:type="spellStart"/>
-            <w:proofErr w:type="gramStart"/>
-            <w:r>
-              <w:rPr>
-                <w:rFonts w:hint="eastAsia"/>
-              </w:rPr>
-              <w:t>commands.getoutput</w:t>
-            </w:r>
-            <w:proofErr w:type="spellEnd"/>
-            <w:proofErr w:type="gramEnd"/>
-            <w:r>
-              <w:rPr>
-                <w:rFonts w:hint="eastAsia"/>
-              </w:rPr>
-              <w:t>(...)</w:t>
-            </w:r>
-          </w:p>
-          <w:p>
-            <w:pPr>
-              <w:rPr>
-                <w:rFonts w:hint="eastAsia"/>
-              </w:rPr>
-            </w:pPr>
-            <w:r>
-              <w:rPr>
-                <w:rFonts w:hint="eastAsia"/>
-              </w:rPr>
-              <w:t xml:space="preserve">      - pattern: </w:t>
-            </w:r>
-            <w:proofErr w:type="spellStart"/>
-            <w:proofErr w:type="gramStart"/>
-            <w:r>
-              <w:rPr>
-                <w:rFonts w:hint="eastAsia"/>
-              </w:rPr>
-              <w:t>commands.getstatusoutput</w:t>
-            </w:r>
-            <w:proofErr w:type="spellEnd"/>
-            <w:proofErr w:type="gramEnd"/>
-            <w:r>
-              <w:rPr>
-                <w:rFonts w:hint="eastAsia"/>
-              </w:rPr>
-              <w:t>(...)</w:t>
+              <w:t xml:space="preserve">      - pattern: os.system(...)</w:t>
+            </w:r>
+          </w:p>
+          <w:p>
+            <w:pPr>
+              <w:rPr>
+                <w:rFonts w:hint="eastAsia"/>
+              </w:rPr>
+            </w:pPr>
+            <w:r>
+              <w:rPr>
+                <w:rFonts w:hint="eastAsia"/>
+              </w:rPr>
+              <w:t xml:space="preserve">      - pattern: os.popen(...)</w:t>
+            </w:r>
+          </w:p>
+          <w:p>
+            <w:pPr>
+              <w:rPr>
+                <w:rFonts w:hint="eastAsia"/>
+              </w:rPr>
+            </w:pPr>
+            <w:r>
+              <w:rPr>
+                <w:rFonts w:hint="eastAsia"/>
+              </w:rPr>
+              <w:t xml:space="preserve">      - pattern: commands.getoutput(...)</w:t>
+            </w:r>
+          </w:p>
+          <w:p>
+            <w:pPr>
+              <w:rPr>
+                <w:rFonts w:hint="eastAsia"/>
+              </w:rPr>
+            </w:pPr>
+            <w:r>
+              <w:rPr>
+                <w:rFonts w:hint="eastAsia"/>
+              </w:rPr>
+              <w:t xml:space="preserve">      - pattern: commands.getstatusoutput(...)</w:t>
             </w:r>
           </w:p>
         </w:tc>
@@ -2054,53 +1284,43 @@
       <w:r>
         <w:t xml:space="preserve">，或显式调用 </w:t>
       </w:r>
-      <w:proofErr w:type="spellStart"/>
       <w:r>
         <w:rPr>
           <w:rStyle w:val="HTML"/>
         </w:rPr>
-        <w:t>sh</w:t>
-      </w:r>
-      <w:proofErr w:type="spellEnd"/>
+        <w:t>sh -c</w:t>
+      </w:r>
+      <w:r>
+        <w:t>、</w:t>
+      </w:r>
       <w:r>
         <w:rPr>
           <w:rStyle w:val="HTML"/>
         </w:rPr>
-        <w:t xml:space="preserve"> -c</w:t>
-      </w:r>
-      <w:r>
-        <w:t>、</w:t>
-      </w:r>
+        <w:t>bash -c</w:t>
+      </w:r>
+      <w:r>
+        <w:t xml:space="preserve"> 等 Shell 解释器时，用户输入中的特殊字符可能被 Shell 解析为命令分隔符、命令替换、管道或重定向语法，从而导致攻击者执行非预期系统命令。</w:t>
+      </w:r>
+    </w:p>
+    <w:p>
+      <w:pPr>
+        <w:pStyle w:val="3"/>
+      </w:pPr>
+      <w:r>
+        <w:t xml:space="preserve"> 漏洞成因</w:t>
+      </w:r>
+    </w:p>
+    <w:p>
+      <w:pPr>
+        <w:pStyle w:val="4"/>
+      </w:pPr>
       <w:r>
         <w:rPr>
           <w:rStyle w:val="HTML"/>
         </w:rPr>
-        <w:t>bash -c</w:t>
-      </w:r>
-      <w:r>
-        <w:t xml:space="preserve"> 等 Shell 解释器时，用户输入中的特殊字符可能被 Shell 解析为命令分隔符、命令替换、管道或重定向语法，从而导致攻击者执行非预期系统命令。</w:t>
-      </w:r>
-    </w:p>
-    <w:p>
-      <w:pPr>
-        <w:pStyle w:val="3"/>
-      </w:pPr>
-      <w:r>
-        <w:t xml:space="preserve"> 漏洞成因</w:t>
-      </w:r>
-    </w:p>
-    <w:p>
-      <w:pPr>
-        <w:pStyle w:val="4"/>
-      </w:pPr>
-      <w:proofErr w:type="spellStart"/>
-      <w:r>
-        <w:rPr>
-          <w:rStyle w:val="HTML"/>
-        </w:rPr>
         <w:t>diag_ping</w:t>
       </w:r>
-      <w:proofErr w:type="spellEnd"/>
       <w:r>
         <w:t xml:space="preserve"> 中的命令注入</w:t>
       </w:r>
@@ -2128,7 +1348,7 @@
                     <pic:cNvPicPr/>
                   </pic:nvPicPr>
                   <pic:blipFill>
-                    <a:blip r:embed="rId9"/>
+                    <a:blip r:embed="rId12"/>
                     <a:stretch>
                       <a:fillRect/>
                     </a:stretch>
@@ -2156,14 +1376,12 @@
       <w:r>
         <w:t xml:space="preserve">在 </w:t>
       </w:r>
-      <w:proofErr w:type="spellStart"/>
       <w:r>
         <w:rPr>
           <w:rStyle w:val="HTML"/>
         </w:rPr>
         <w:t>diag_ping</w:t>
       </w:r>
-      <w:proofErr w:type="spellEnd"/>
       <w:r>
         <w:t xml:space="preserve"> 功能中，应用从请求参数中读取用户提交的主机地址，例如：</w:t>
       </w:r>
@@ -2190,8 +1408,6 @@
       <w:r>
         <w:t xml:space="preserve"> </w:t>
       </w:r>
-      <w:proofErr w:type="spellStart"/>
-      <w:proofErr w:type="gramStart"/>
       <w:r>
         <w:rPr>
           <w:rStyle w:val="m"/>
@@ -2214,13 +1430,8 @@
         <w:t>.</w:t>
       </w:r>
       <w:r>
-        <w:t>get</w:t>
-      </w:r>
-      <w:proofErr w:type="spellEnd"/>
-      <w:r>
-        <w:t>(</w:t>
-      </w:r>
-      <w:proofErr w:type="gramEnd"/>
+        <w:t>get(</w:t>
+      </w:r>
       <w:r>
         <w:rPr>
           <w:rStyle w:val="k"/>
@@ -2256,220 +1467,167 @@
         <w:rPr>
           <w:rStyle w:val="k"/>
         </w:rPr>
-        <w:t>"</w:t>
-      </w:r>
-      <w:proofErr w:type="gramStart"/>
+        <w:t>"ping -c 1 "</w:t>
+      </w:r>
+      <w:r>
+        <w:t xml:space="preserve"> </w:t>
+      </w:r>
+      <w:r>
+        <w:rPr>
+          <w:rStyle w:val="g"/>
+        </w:rPr>
+        <w:t>+</w:t>
+      </w:r>
+      <w:r>
+        <w:t xml:space="preserve"> </w:t>
+      </w:r>
+      <w:r>
+        <w:rPr>
+          <w:rStyle w:val="m"/>
+        </w:rPr>
+        <w:t>host</w:t>
+      </w:r>
+    </w:p>
+    <w:p>
+      <w:pPr>
+        <w:pStyle w:val="a6"/>
+      </w:pPr>
+      <w:r>
+        <w:lastRenderedPageBreak/>
+        <w:t>并通过如下方式执行：</w:t>
+      </w:r>
+    </w:p>
+    <w:p>
+      <w:pPr>
+        <w:pStyle w:val="HTML0"/>
+      </w:pPr>
+      <w:r>
+        <w:rPr>
+          <w:rStyle w:val="m"/>
+        </w:rPr>
+        <w:t>subprocess</w:t>
+      </w:r>
+      <w:r>
+        <w:rPr>
+          <w:rStyle w:val="g"/>
+        </w:rPr>
+        <w:t>.</w:t>
+      </w:r>
+      <w:r>
+        <w:t>check_output(</w:t>
+      </w:r>
       <w:r>
         <w:rPr>
           <w:rStyle w:val="k"/>
         </w:rPr>
+        <w:t>"ping -c 1 "</w:t>
+      </w:r>
+      <w:r>
+        <w:t xml:space="preserve"> </w:t>
+      </w:r>
+      <w:r>
+        <w:rPr>
+          <w:rStyle w:val="g"/>
+        </w:rPr>
+        <w:t>+</w:t>
+      </w:r>
+      <w:r>
+        <w:t xml:space="preserve"> </w:t>
+      </w:r>
+      <w:r>
+        <w:rPr>
+          <w:rStyle w:val="m"/>
+        </w:rPr>
+        <w:t>host</w:t>
+      </w:r>
+      <w:r>
+        <w:t xml:space="preserve">, </w:t>
+      </w:r>
+      <w:r>
+        <w:rPr>
+          <w:rStyle w:val="m"/>
+        </w:rPr>
+        <w:t>shell</w:t>
+      </w:r>
+      <w:r>
+        <w:rPr>
+          <w:rStyle w:val="g"/>
+        </w:rPr>
+        <w:t>=</w:t>
+      </w:r>
+      <w:r>
+        <w:rPr>
+          <w:rStyle w:val="j"/>
+        </w:rPr>
+        <w:t>True</w:t>
+      </w:r>
+      <w:r>
+        <w:t>, ...)</w:t>
+      </w:r>
+    </w:p>
+    <w:p>
+      <w:pPr>
+        <w:pStyle w:val="a6"/>
+      </w:pPr>
+      <w:r>
+        <w:t>其中，</w:t>
+      </w:r>
+      <w:r>
+        <w:rPr>
+          <w:rStyle w:val="HTML"/>
+        </w:rPr>
+        <w:t>subprocess.check_output(..., shell=True)</w:t>
+      </w:r>
+      <w:r>
+        <w:t xml:space="preserve"> 是命令执行“汇”（sink）。由于启用了 </w:t>
+      </w:r>
+      <w:r>
+        <w:rPr>
+          <w:rStyle w:val="HTML"/>
+        </w:rPr>
+        <w:t>shell=True</w:t>
+      </w:r>
+      <w:r>
+        <w:t xml:space="preserve">，Python 不会仅把 </w:t>
+      </w:r>
+      <w:r>
+        <w:rPr>
+          <w:rStyle w:val="HTML"/>
+        </w:rPr>
+        <w:t>host</w:t>
+      </w:r>
+      <w:r>
+        <w:t xml:space="preserve"> 当作 </w:t>
+      </w:r>
+      <w:r>
+        <w:rPr>
+          <w:rStyle w:val="HTML"/>
+        </w:rPr>
         <w:t>ping</w:t>
       </w:r>
-      <w:proofErr w:type="gramEnd"/>
-      <w:r>
-        <w:rPr>
-          <w:rStyle w:val="k"/>
-        </w:rPr>
-        <w:t xml:space="preserve"> -c 1 "</w:t>
-      </w:r>
-      <w:r>
-        <w:t xml:space="preserve"> </w:t>
-      </w:r>
-      <w:r>
-        <w:rPr>
-          <w:rStyle w:val="g"/>
-        </w:rPr>
-        <w:t>+</w:t>
-      </w:r>
-      <w:r>
-        <w:t xml:space="preserve"> </w:t>
-      </w:r>
-      <w:r>
-        <w:rPr>
-          <w:rStyle w:val="m"/>
+      <w:r>
+        <w:t xml:space="preserve"> 命令的普通参数处理，而是会将完整字符串交由 Shell 解释执行。因此，如果攻击者在 </w:t>
+      </w:r>
+      <w:r>
+        <w:rPr>
+          <w:rStyle w:val="HTML"/>
         </w:rPr>
         <w:t>host</w:t>
       </w:r>
-    </w:p>
-    <w:p>
-      <w:pPr>
-        <w:pStyle w:val="a6"/>
-      </w:pPr>
-      <w:r>
-        <w:t>并通过如下方式执行：</w:t>
-      </w:r>
-    </w:p>
-    <w:p>
-      <w:pPr>
-        <w:pStyle w:val="HTML0"/>
-      </w:pPr>
-      <w:proofErr w:type="spellStart"/>
-      <w:proofErr w:type="gramStart"/>
-      <w:r>
-        <w:rPr>
-          <w:rStyle w:val="m"/>
-        </w:rPr>
-        <w:t>subprocess</w:t>
-      </w:r>
-      <w:r>
-        <w:rPr>
-          <w:rStyle w:val="g"/>
-        </w:rPr>
-        <w:t>.</w:t>
-      </w:r>
-      <w:r>
-        <w:t>check</w:t>
-      </w:r>
-      <w:proofErr w:type="gramEnd"/>
-      <w:r>
-        <w:t>_</w:t>
-      </w:r>
-      <w:proofErr w:type="gramStart"/>
-      <w:r>
-        <w:t>output</w:t>
-      </w:r>
-      <w:proofErr w:type="spellEnd"/>
-      <w:r>
-        <w:t>(</w:t>
-      </w:r>
-      <w:proofErr w:type="gramEnd"/>
-      <w:r>
-        <w:rPr>
-          <w:rStyle w:val="k"/>
-        </w:rPr>
-        <w:t>"ping -c 1 "</w:t>
-      </w:r>
-      <w:r>
-        <w:t xml:space="preserve"> </w:t>
-      </w:r>
-      <w:r>
-        <w:rPr>
-          <w:rStyle w:val="g"/>
-        </w:rPr>
-        <w:t>+</w:t>
-      </w:r>
-      <w:r>
-        <w:t xml:space="preserve"> </w:t>
-      </w:r>
-      <w:r>
-        <w:rPr>
-          <w:rStyle w:val="m"/>
-        </w:rPr>
-        <w:t>host</w:t>
-      </w:r>
-      <w:r>
-        <w:t xml:space="preserve">, </w:t>
-      </w:r>
-      <w:r>
-        <w:rPr>
-          <w:rStyle w:val="m"/>
-        </w:rPr>
-        <w:t>shell</w:t>
-      </w:r>
-      <w:r>
-        <w:rPr>
-          <w:rStyle w:val="g"/>
-        </w:rPr>
-        <w:t>=</w:t>
-      </w:r>
-      <w:r>
-        <w:rPr>
-          <w:rStyle w:val="j"/>
-        </w:rPr>
-        <w:t>True</w:t>
-      </w:r>
-      <w:r>
-        <w:t>, ...)</w:t>
-      </w:r>
-    </w:p>
-    <w:p>
-      <w:pPr>
-        <w:pStyle w:val="a6"/>
-      </w:pPr>
-      <w:r>
-        <w:t>其中，</w:t>
-      </w:r>
-      <w:proofErr w:type="spellStart"/>
+      <w:r>
+        <w:t xml:space="preserve"> 参数中注入 Shell 元字符，便可能改变原始命令语义，执行额外系统命令。该风险在上传的漏洞分析报告中也被列为 Critical 级命令注入问题。</w:t>
+      </w:r>
+    </w:p>
+    <w:p>
+      <w:pPr>
+        <w:pStyle w:val="4"/>
+      </w:pPr>
       <w:r>
         <w:rPr>
           <w:rStyle w:val="HTML"/>
         </w:rPr>
-        <w:t>subprocess.check_output</w:t>
-      </w:r>
-      <w:proofErr w:type="spellEnd"/>
-      <w:r>
-        <w:rPr>
-          <w:rStyle w:val="HTML"/>
-        </w:rPr>
-        <w:t>(..., shell=True</w:t>
-      </w:r>
-      <w:proofErr w:type="gramStart"/>
-      <w:r>
-        <w:rPr>
-          <w:rStyle w:val="HTML"/>
-        </w:rPr>
-        <w:t>)</w:t>
-      </w:r>
-      <w:r>
-        <w:t xml:space="preserve"> 是</w:t>
-      </w:r>
-      <w:proofErr w:type="gramEnd"/>
-      <w:r>
-        <w:t xml:space="preserve">命令执行“汇”（sink）。由于启用了 </w:t>
-      </w:r>
-      <w:r>
-        <w:rPr>
-          <w:rStyle w:val="HTML"/>
-        </w:rPr>
-        <w:t>shell=True</w:t>
-      </w:r>
-      <w:r>
-        <w:t xml:space="preserve">，Python 不会仅把 </w:t>
-      </w:r>
-      <w:r>
-        <w:rPr>
-          <w:rStyle w:val="HTML"/>
-        </w:rPr>
-        <w:t>host</w:t>
-      </w:r>
-      <w:r>
-        <w:t xml:space="preserve"> 当作 </w:t>
-      </w:r>
-      <w:r>
-        <w:rPr>
-          <w:rStyle w:val="HTML"/>
-        </w:rPr>
-        <w:t>ping</w:t>
-      </w:r>
-      <w:r>
-        <w:t xml:space="preserve"> 命令</w:t>
-      </w:r>
-      <w:r>
-        <w:lastRenderedPageBreak/>
-        <w:t xml:space="preserve">的普通参数处理，而是会将完整字符串交由 Shell 解释执行。因此，如果攻击者在 </w:t>
-      </w:r>
-      <w:r>
-        <w:rPr>
-          <w:rStyle w:val="HTML"/>
-        </w:rPr>
-        <w:t>host</w:t>
-      </w:r>
-      <w:r>
-        <w:t xml:space="preserve"> 参数中注入 Shell 元字符，便可能改变原始命令语义，执行额外系统命令。该风险在上传的漏洞分析报告中也被列为 Critical 级命令注入问题。</w:t>
-      </w:r>
-    </w:p>
-    <w:p>
-      <w:pPr>
-        <w:pStyle w:val="4"/>
-      </w:pPr>
-      <w:proofErr w:type="spellStart"/>
-      <w:r>
-        <w:rPr>
-          <w:rStyle w:val="HTML"/>
-        </w:rPr>
         <w:t>files_download</w:t>
       </w:r>
-      <w:proofErr w:type="spellEnd"/>
       <w:r>
         <w:t xml:space="preserve"> 中的命令注入</w:t>
       </w:r>
@@ -2497,7 +1655,7 @@
                     <pic:cNvPicPr/>
                   </pic:nvPicPr>
                   <pic:blipFill>
-                    <a:blip r:embed="rId10"/>
+                    <a:blip r:embed="rId13"/>
                     <a:stretch>
                       <a:fillRect/>
                     </a:stretch>
@@ -2525,14 +1683,12 @@
       <w:r>
         <w:t xml:space="preserve">在 </w:t>
       </w:r>
-      <w:proofErr w:type="spellStart"/>
       <w:r>
         <w:rPr>
           <w:rStyle w:val="HTML"/>
         </w:rPr>
         <w:t>files_download</w:t>
       </w:r>
-      <w:proofErr w:type="spellEnd"/>
       <w:r>
         <w:t xml:space="preserve"> 功能中，应用从查询参数中读取文件名：</w:t>
       </w:r>
@@ -2559,8 +1715,6 @@
       <w:r>
         <w:t xml:space="preserve"> </w:t>
       </w:r>
-      <w:proofErr w:type="spellStart"/>
-      <w:proofErr w:type="gramStart"/>
       <w:r>
         <w:rPr>
           <w:rStyle w:val="m"/>
@@ -2583,13 +1737,8 @@
         <w:t>.</w:t>
       </w:r>
       <w:r>
-        <w:t>get</w:t>
-      </w:r>
-      <w:proofErr w:type="spellEnd"/>
-      <w:r>
-        <w:t>(</w:t>
-      </w:r>
-      <w:proofErr w:type="gramEnd"/>
+        <w:t>get(</w:t>
+      </w:r>
       <w:r>
         <w:rPr>
           <w:rStyle w:val="k"/>
@@ -2621,14 +1770,12 @@
       <w:pPr>
         <w:pStyle w:val="HTML0"/>
       </w:pPr>
-      <w:proofErr w:type="spellStart"/>
       <w:r>
         <w:rPr>
           <w:rStyle w:val="m"/>
         </w:rPr>
         <w:t>filepath</w:t>
       </w:r>
-      <w:proofErr w:type="spellEnd"/>
       <w:r>
         <w:t xml:space="preserve"> </w:t>
       </w:r>
@@ -2641,8 +1788,6 @@
       <w:r>
         <w:t xml:space="preserve"> </w:t>
       </w:r>
-      <w:proofErr w:type="spellStart"/>
-      <w:proofErr w:type="gramStart"/>
       <w:r>
         <w:rPr>
           <w:rStyle w:val="m"/>
@@ -2658,22 +1803,15 @@
       <w:r>
         <w:t>path</w:t>
       </w:r>
-      <w:proofErr w:type="gramEnd"/>
       <w:r>
         <w:rPr>
           <w:rStyle w:val="g"/>
         </w:rPr>
         <w:t>.</w:t>
       </w:r>
-      <w:proofErr w:type="gramStart"/>
-      <w:r>
-        <w:t>join</w:t>
-      </w:r>
-      <w:proofErr w:type="spellEnd"/>
-      <w:r>
-        <w:t>(</w:t>
-      </w:r>
-      <w:proofErr w:type="gramEnd"/>
+      <w:r>
+        <w:t>join(</w:t>
+      </w:r>
       <w:r>
         <w:rPr>
           <w:rStyle w:val="k"/>
@@ -2723,14 +1861,12 @@
       <w:r>
         <w:t xml:space="preserve"> </w:t>
       </w:r>
-      <w:proofErr w:type="spellStart"/>
       <w:r>
         <w:rPr>
           <w:rStyle w:val="m"/>
         </w:rPr>
         <w:t>filepath</w:t>
       </w:r>
-      <w:proofErr w:type="spellEnd"/>
     </w:p>
     <w:p>
       <w:pPr>
@@ -2744,8 +1880,6 @@
       <w:pPr>
         <w:pStyle w:val="HTML0"/>
       </w:pPr>
-      <w:proofErr w:type="spellStart"/>
-      <w:proofErr w:type="gramStart"/>
       <w:r>
         <w:rPr>
           <w:rStyle w:val="m"/>
@@ -2759,49 +1893,30 @@
         <w:t>.</w:t>
       </w:r>
       <w:r>
-        <w:t>call</w:t>
-      </w:r>
-      <w:proofErr w:type="spellEnd"/>
-      <w:proofErr w:type="gramEnd"/>
-      <w:r>
-        <w:t>([</w:t>
+        <w:t>call([</w:t>
       </w:r>
       <w:r>
         <w:rPr>
           <w:rStyle w:val="k"/>
         </w:rPr>
-        <w:t>"</w:t>
-      </w:r>
-      <w:proofErr w:type="spellStart"/>
+        <w:t>"sh"</w:t>
+      </w:r>
+      <w:r>
+        <w:t xml:space="preserve">, </w:t>
+      </w:r>
       <w:r>
         <w:rPr>
           <w:rStyle w:val="k"/>
         </w:rPr>
-        <w:t>sh</w:t>
-      </w:r>
-      <w:proofErr w:type="spellEnd"/>
+        <w:t>"-c"</w:t>
+      </w:r>
+      <w:r>
+        <w:t xml:space="preserve">, </w:t>
+      </w:r>
       <w:r>
         <w:rPr>
           <w:rStyle w:val="k"/>
         </w:rPr>
-        <w:t>"</w:t>
-      </w:r>
-      <w:r>
-        <w:t xml:space="preserve">, </w:t>
-      </w:r>
-      <w:r>
-        <w:rPr>
-          <w:rStyle w:val="k"/>
-        </w:rPr>
-        <w:t>"-c"</w:t>
-      </w:r>
-      <w:r>
-        <w:t xml:space="preserve">, </w:t>
-      </w:r>
-      <w:r>
-        <w:rPr>
-          <w:rStyle w:val="k"/>
-        </w:rPr>
         <w:t>"cat "</w:t>
       </w:r>
       <w:r>
@@ -2816,14 +1931,12 @@
       <w:r>
         <w:t xml:space="preserve"> </w:t>
       </w:r>
-      <w:proofErr w:type="spellStart"/>
       <w:r>
         <w:rPr>
           <w:rStyle w:val="m"/>
         </w:rPr>
         <w:t>filepath</w:t>
       </w:r>
-      <w:proofErr w:type="spellEnd"/>
       <w:r>
         <w:t xml:space="preserve">], </w:t>
       </w:r>
@@ -2856,147 +1969,98 @@
       <w:r>
         <w:t xml:space="preserve">这里存在双重风险。第一，用户输入经过 </w:t>
       </w:r>
-      <w:proofErr w:type="spellStart"/>
       <w:r>
         <w:rPr>
           <w:rStyle w:val="HTML"/>
         </w:rPr>
         <w:t>os.path.join</w:t>
       </w:r>
-      <w:proofErr w:type="spellEnd"/>
       <w:r>
         <w:t xml:space="preserve"> 后并未消除命令注入风险，因为路径字符串仍然会被拼接进 Shell 命令；第二，代码显式调用了 </w:t>
       </w:r>
-      <w:proofErr w:type="spellStart"/>
       <w:r>
         <w:rPr>
           <w:rStyle w:val="HTML"/>
         </w:rPr>
-        <w:t>sh</w:t>
-      </w:r>
-      <w:proofErr w:type="spellEnd"/>
+        <w:t>sh -c</w:t>
+      </w:r>
+      <w:r>
+        <w:t xml:space="preserve">，使得拼接后的字符串被 Shell 解释。即使外层传递的是列表形式，只要内部使用了 </w:t>
+      </w:r>
       <w:r>
         <w:rPr>
           <w:rStyle w:val="HTML"/>
         </w:rPr>
-        <w:t xml:space="preserve"> -c</w:t>
-      </w:r>
-      <w:r>
-        <w:t xml:space="preserve">，使得拼接后的字符串被 Shell 解释。即使外层传递的是列表形式，只要内部使用了 </w:t>
-      </w:r>
-      <w:proofErr w:type="spellStart"/>
+        <w:t>sh -c</w:t>
+      </w:r>
+      <w:r>
+        <w:t>，第三个参数仍然会被 Shell 当作命令脚本解析。因此，该路径同样构成“用户输入 → 字符串拼接 → Shell 执行”的危险污点流。</w:t>
+      </w:r>
+    </w:p>
+    <w:p>
+      <w:pPr>
+        <w:pStyle w:val="3"/>
+      </w:pPr>
+      <w:r>
+        <w:lastRenderedPageBreak/>
+        <w:t>攻击过程</w:t>
+      </w:r>
+    </w:p>
+    <w:p>
+      <w:pPr>
+        <w:pStyle w:val="a6"/>
+      </w:pPr>
+      <w:r>
+        <w:t>该漏洞的攻击过程可以概括为以下几个阶段。</w:t>
+      </w:r>
+    </w:p>
+    <w:p>
+      <w:pPr>
+        <w:pStyle w:val="a6"/>
+      </w:pPr>
+      <w:r>
+        <w:t>首先，攻击者通过 Web 接口提交恶意输入。例如，在诊断接口中，攻击者将原本应为主机地址的参数替换为包含 Shell 语法的字符串。应用程序未对该输入进行严格校验，也未使用安全的参数化命令调用方式，而是将该输入直接拼接到系统命令中。</w:t>
+      </w:r>
+    </w:p>
+    <w:p>
+      <w:pPr>
+        <w:pStyle w:val="a6"/>
+      </w:pPr>
+      <w:r>
+        <w:t xml:space="preserve">其次，拼接后的命令字符串被传入 </w:t>
+      </w:r>
       <w:r>
         <w:rPr>
           <w:rStyle w:val="HTML"/>
         </w:rPr>
-        <w:t>sh</w:t>
-      </w:r>
-      <w:proofErr w:type="spellEnd"/>
+        <w:t>subprocess.check_output</w:t>
+      </w:r>
+      <w:r>
+        <w:t>、</w:t>
+      </w:r>
       <w:r>
         <w:rPr>
           <w:rStyle w:val="HTML"/>
         </w:rPr>
-        <w:t xml:space="preserve"> -c</w:t>
-      </w:r>
-      <w:r>
-        <w:t>，第三个参数仍然会被 Shell 当作命令脚本解析。因此，该路径同样构成“用户</w:t>
-      </w:r>
-      <w:proofErr w:type="gramStart"/>
-      <w:r>
-        <w:t xml:space="preserve">输入 → </w:t>
-      </w:r>
-      <w:proofErr w:type="gramEnd"/>
-      <w:r>
-        <w:t>字符串</w:t>
-      </w:r>
-      <w:proofErr w:type="gramStart"/>
-      <w:r>
-        <w:t xml:space="preserve">拼接 → </w:t>
-      </w:r>
-      <w:proofErr w:type="gramEnd"/>
-      <w:r>
-        <w:t>Shell 执行”的危险污点流。</w:t>
-      </w:r>
-    </w:p>
-    <w:p>
-      <w:pPr>
-        <w:pStyle w:val="3"/>
-      </w:pPr>
-      <w:r>
-        <w:t>攻击过程</w:t>
-      </w:r>
-    </w:p>
-    <w:p>
-      <w:pPr>
-        <w:pStyle w:val="a6"/>
-      </w:pPr>
-      <w:r>
-        <w:t>该漏洞的攻击过程可以概括为以下几个阶段。</w:t>
-      </w:r>
-    </w:p>
-    <w:p>
-      <w:pPr>
-        <w:pStyle w:val="a6"/>
-      </w:pPr>
-      <w:r>
-        <w:t>首先，攻击者通过 Web 接口提交恶意输入。例如，在诊断接口中，攻击者将原本应为主机地址的参数替换为包含 Shell 语法的字符串。应用程序未对该输入</w:t>
-      </w:r>
-      <w:r>
-        <w:lastRenderedPageBreak/>
-        <w:t>进行严格校验，也未使用安全的参数化命令调用方式，而是将该输入直接拼接到系统命令中。</w:t>
-      </w:r>
-    </w:p>
-    <w:p>
-      <w:pPr>
-        <w:pStyle w:val="a6"/>
-      </w:pPr>
-      <w:r>
-        <w:t xml:space="preserve">其次，拼接后的命令字符串被传入 </w:t>
-      </w:r>
-      <w:proofErr w:type="spellStart"/>
+        <w:t>subprocess.call</w:t>
+      </w:r>
+      <w:r>
+        <w:t xml:space="preserve"> 等命令执行函数，并启用 </w:t>
+      </w:r>
       <w:r>
         <w:rPr>
           <w:rStyle w:val="HTML"/>
         </w:rPr>
-        <w:t>subprocess.check_output</w:t>
-      </w:r>
-      <w:proofErr w:type="spellEnd"/>
-      <w:r>
-        <w:t>、</w:t>
-      </w:r>
-      <w:proofErr w:type="spellStart"/>
+        <w:t>shell=True</w:t>
+      </w:r>
+      <w:r>
+        <w:t xml:space="preserve"> 或通过 </w:t>
+      </w:r>
       <w:r>
         <w:rPr>
           <w:rStyle w:val="HTML"/>
         </w:rPr>
-        <w:t>subprocess.call</w:t>
-      </w:r>
-      <w:proofErr w:type="spellEnd"/>
-      <w:r>
-        <w:t xml:space="preserve"> 等命令执行函数，并启用 </w:t>
-      </w:r>
-      <w:r>
-        <w:rPr>
-          <w:rStyle w:val="HTML"/>
-        </w:rPr>
-        <w:t>shell=True</w:t>
-      </w:r>
-      <w:r>
-        <w:t xml:space="preserve"> 或通过 </w:t>
-      </w:r>
-      <w:proofErr w:type="spellStart"/>
-      <w:r>
-        <w:rPr>
-          <w:rStyle w:val="HTML"/>
-        </w:rPr>
-        <w:t>sh</w:t>
-      </w:r>
-      <w:proofErr w:type="spellEnd"/>
-      <w:r>
-        <w:rPr>
-          <w:rStyle w:val="HTML"/>
-        </w:rPr>
-        <w:t xml:space="preserve"> -c</w:t>
+        <w:t>sh -c</w:t>
       </w:r>
       <w:r>
         <w:t xml:space="preserve"> 调用 Shell。此时，Shell 会对命令字符串进行完整解析，攻击者输入中的命令分隔符、管道、命令替换符等会被解释为 Shell 控制语法。</w:t>
@@ -3177,41 +2241,21 @@
             <w:pPr>
               <w:cnfStyle w:val="000000100000" w:firstRow="0" w:lastRow="0" w:firstColumn="0" w:lastColumn="0" w:oddVBand="0" w:evenVBand="0" w:oddHBand="1" w:evenHBand="0" w:firstRowFirstColumn="0" w:firstRowLastColumn="0" w:lastRowFirstColumn="0" w:lastRowLastColumn="0"/>
             </w:pPr>
-            <w:proofErr w:type="spellStart"/>
             <w:r>
               <w:rPr>
                 <w:rStyle w:val="HTML"/>
               </w:rPr>
-              <w:t>request.form.get</w:t>
-            </w:r>
-            <w:proofErr w:type="spellEnd"/>
-            <w:proofErr w:type="gramStart"/>
+              <w:t>request.form.get("host")</w:t>
+            </w:r>
+            <w:r>
+              <w:t>、</w:t>
+            </w:r>
             <w:r>
               <w:rPr>
                 <w:rStyle w:val="HTML"/>
               </w:rPr>
-              <w:t>("host")</w:t>
-            </w:r>
-            <w:proofErr w:type="gramEnd"/>
-            <w:r>
-              <w:t>、</w:t>
-            </w:r>
-            <w:proofErr w:type="spellStart"/>
-            <w:r>
-              <w:rPr>
-                <w:rStyle w:val="HTML"/>
-              </w:rPr>
-              <w:t>request.args.get</w:t>
-            </w:r>
-            <w:proofErr w:type="spellEnd"/>
-            <w:proofErr w:type="gramStart"/>
-            <w:r>
-              <w:rPr>
-                <w:rStyle w:val="HTML"/>
-              </w:rPr>
-              <w:t>("file")</w:t>
-            </w:r>
-            <w:proofErr w:type="gramEnd"/>
+              <w:t>request.args.get("file")</w:t>
+            </w:r>
           </w:p>
         </w:tc>
         <w:tc>
@@ -3252,15 +2296,7 @@
               <w:cnfStyle w:val="000000000000" w:firstRow="0" w:lastRow="0" w:firstColumn="0" w:lastColumn="0" w:oddVBand="0" w:evenVBand="0" w:oddHBand="0" w:evenHBand="0" w:firstRowFirstColumn="0" w:firstRowLastColumn="0" w:lastRowFirstColumn="0" w:lastRowLastColumn="0"/>
             </w:pPr>
             <w:r>
-              <w:t>字符串</w:t>
-            </w:r>
-            <w:proofErr w:type="gramStart"/>
-            <w:r>
-              <w:t xml:space="preserve">拼接 / </w:t>
-            </w:r>
-            <w:proofErr w:type="gramEnd"/>
-            <w:r>
-              <w:t>路径拼接</w:t>
+              <w:t>字符串拼接 / 路径拼接</w:t>
             </w:r>
           </w:p>
         </w:tc>
@@ -3277,38 +2313,16 @@
               <w:rPr>
                 <w:rStyle w:val="HTML"/>
               </w:rPr>
-              <w:t xml:space="preserve">"ping -c </w:t>
-            </w:r>
-            <w:proofErr w:type="gramStart"/>
+              <w:t>"ping -c 1 " + host</w:t>
+            </w:r>
+            <w:r>
+              <w:t>、</w:t>
+            </w:r>
             <w:r>
               <w:rPr>
                 <w:rStyle w:val="HTML"/>
               </w:rPr>
-              <w:t xml:space="preserve">1 " </w:t>
-            </w:r>
-            <w:proofErr w:type="gramEnd"/>
-            <w:r>
-              <w:rPr>
-                <w:rStyle w:val="HTML"/>
-              </w:rPr>
-              <w:t>+ host</w:t>
-            </w:r>
-            <w:r>
-              <w:t>、</w:t>
-            </w:r>
-            <w:proofErr w:type="spellStart"/>
-            <w:r>
-              <w:rPr>
-                <w:rStyle w:val="HTML"/>
-              </w:rPr>
-              <w:t>os.path.join</w:t>
-            </w:r>
-            <w:proofErr w:type="spellEnd"/>
-            <w:r>
-              <w:rPr>
-                <w:rStyle w:val="HTML"/>
-              </w:rPr>
-              <w:t>("uploads", filename)</w:t>
+              <w:t>os.path.join("uploads", filename)</w:t>
             </w:r>
           </w:p>
         </w:tc>
@@ -3366,80 +2380,20 @@
             <w:pPr>
               <w:cnfStyle w:val="000000100000" w:firstRow="0" w:lastRow="0" w:firstColumn="0" w:lastColumn="0" w:oddVBand="0" w:evenVBand="0" w:oddHBand="1" w:evenHBand="0" w:firstRowFirstColumn="0" w:firstRowLastColumn="0" w:lastRowFirstColumn="0" w:lastRowLastColumn="0"/>
             </w:pPr>
-            <w:proofErr w:type="spellStart"/>
-            <w:proofErr w:type="gramStart"/>
             <w:r>
               <w:rPr>
                 <w:rStyle w:val="HTML"/>
               </w:rPr>
-              <w:t>subprocess.check</w:t>
-            </w:r>
-            <w:proofErr w:type="gramEnd"/>
+              <w:t>subprocess.check_output(..., shell=True)</w:t>
+            </w:r>
+            <w:r>
+              <w:t>、</w:t>
+            </w:r>
             <w:r>
               <w:rPr>
                 <w:rStyle w:val="HTML"/>
               </w:rPr>
-              <w:t>_</w:t>
-            </w:r>
-            <w:proofErr w:type="gramStart"/>
-            <w:r>
-              <w:rPr>
-                <w:rStyle w:val="HTML"/>
-              </w:rPr>
-              <w:t>output</w:t>
-            </w:r>
-            <w:proofErr w:type="spellEnd"/>
-            <w:r>
-              <w:rPr>
-                <w:rStyle w:val="HTML"/>
-              </w:rPr>
-              <w:t>(</w:t>
-            </w:r>
-            <w:proofErr w:type="gramEnd"/>
-            <w:r>
-              <w:rPr>
-                <w:rStyle w:val="HTML"/>
-              </w:rPr>
-              <w:t>..., shell=</w:t>
-            </w:r>
-            <w:proofErr w:type="gramStart"/>
-            <w:r>
-              <w:rPr>
-                <w:rStyle w:val="HTML"/>
-              </w:rPr>
-              <w:t>True)</w:t>
-            </w:r>
-            <w:r>
-              <w:t>、</w:t>
-            </w:r>
-            <w:proofErr w:type="spellStart"/>
-            <w:r>
-              <w:rPr>
-                <w:rStyle w:val="HTML"/>
-              </w:rPr>
-              <w:t>subprocess.call</w:t>
-            </w:r>
-            <w:proofErr w:type="spellEnd"/>
-            <w:proofErr w:type="gramEnd"/>
-            <w:r>
-              <w:rPr>
-                <w:rStyle w:val="HTML"/>
-              </w:rPr>
-              <w:t>(["</w:t>
-            </w:r>
-            <w:proofErr w:type="spellStart"/>
-            <w:r>
-              <w:rPr>
-                <w:rStyle w:val="HTML"/>
-              </w:rPr>
-              <w:t>sh</w:t>
-            </w:r>
-            <w:proofErr w:type="spellEnd"/>
-            <w:r>
-              <w:rPr>
-                <w:rStyle w:val="HTML"/>
-              </w:rPr>
-              <w:t>", "-c", ...])</w:t>
+              <w:t>subprocess.call(["sh", "-c", ...])</w:t>
             </w:r>
           </w:p>
         </w:tc>
@@ -3562,6 +2516,7 @@
         <w:rPr>
           <w:rStyle w:val="a3"/>
         </w:rPr>
+        <w:lastRenderedPageBreak/>
         <w:t>敏感信息泄露</w:t>
       </w:r>
       <w:r>
@@ -3622,7 +2577,6 @@
         <w:rPr>
           <w:rStyle w:val="a3"/>
         </w:rPr>
-        <w:lastRenderedPageBreak/>
         <w:t>持久化与横向移动</w:t>
       </w:r>
       <w:r>
@@ -3695,8 +2649,6 @@
       <w:pPr>
         <w:pStyle w:val="HTML0"/>
       </w:pPr>
-      <w:proofErr w:type="spellStart"/>
-      <w:proofErr w:type="gramStart"/>
       <w:r>
         <w:rPr>
           <w:rStyle w:val="m"/>
@@ -3710,23 +2662,7 @@
         <w:t>.</w:t>
       </w:r>
       <w:r>
-        <w:t>check</w:t>
-      </w:r>
-      <w:proofErr w:type="gramEnd"/>
-      <w:r>
-        <w:t>_</w:t>
-      </w:r>
-      <w:proofErr w:type="gramStart"/>
-      <w:r>
-        <w:t>output</w:t>
-      </w:r>
-      <w:proofErr w:type="spellEnd"/>
-      <w:r>
-        <w:t>(</w:t>
-      </w:r>
-      <w:proofErr w:type="gramEnd"/>
-      <w:r>
-        <w:t>[</w:t>
+        <w:t>check_output([</w:t>
       </w:r>
       <w:r>
         <w:rPr>
@@ -3802,14 +2738,12 @@
       <w:r>
         <w:t xml:space="preserve"> 参数进行严格白名单校验，仅允许合法 IP 地址或域名。例如，可使用 </w:t>
       </w:r>
-      <w:proofErr w:type="spellStart"/>
       <w:r>
         <w:rPr>
           <w:rStyle w:val="HTML"/>
         </w:rPr>
         <w:t>ipaddress</w:t>
       </w:r>
-      <w:proofErr w:type="spellEnd"/>
       <w:r>
         <w:t xml:space="preserve"> 模块校验 IP，或使用严格正则校验域名格式。</w:t>
       </w:r>
@@ -3835,14 +2769,12 @@
       <w:pPr>
         <w:pStyle w:val="HTML0"/>
       </w:pPr>
-      <w:proofErr w:type="spellStart"/>
       <w:r>
         <w:rPr>
           <w:rStyle w:val="m"/>
         </w:rPr>
         <w:t>base_dir</w:t>
       </w:r>
-      <w:proofErr w:type="spellEnd"/>
       <w:r>
         <w:t xml:space="preserve"> </w:t>
       </w:r>
@@ -3855,8 +2787,6 @@
       <w:r>
         <w:t xml:space="preserve"> </w:t>
       </w:r>
-      <w:proofErr w:type="spellStart"/>
-      <w:proofErr w:type="gramStart"/>
       <w:r>
         <w:rPr>
           <w:rStyle w:val="m"/>
@@ -3872,7 +2802,6 @@
       <w:r>
         <w:t>path</w:t>
       </w:r>
-      <w:proofErr w:type="gramEnd"/>
       <w:r>
         <w:rPr>
           <w:rStyle w:val="g"/>
@@ -3880,11 +2809,7 @@
         <w:t>.</w:t>
       </w:r>
       <w:r>
-        <w:t>abspath</w:t>
-      </w:r>
-      <w:proofErr w:type="spellEnd"/>
-      <w:r>
-        <w:t>(</w:t>
+        <w:t>abspath(</w:t>
       </w:r>
       <w:r>
         <w:rPr>
@@ -3898,14 +2823,12 @@
       <w:r>
         <w:br/>
       </w:r>
-      <w:proofErr w:type="spellStart"/>
       <w:r>
         <w:rPr>
           <w:rStyle w:val="m"/>
         </w:rPr>
         <w:t>target_path</w:t>
       </w:r>
-      <w:proofErr w:type="spellEnd"/>
       <w:r>
         <w:t xml:space="preserve"> </w:t>
       </w:r>
@@ -3918,8 +2841,6 @@
       <w:r>
         <w:t xml:space="preserve"> </w:t>
       </w:r>
-      <w:proofErr w:type="spellStart"/>
-      <w:proofErr w:type="gramStart"/>
       <w:r>
         <w:rPr>
           <w:rStyle w:val="m"/>
@@ -3935,22 +2856,15 @@
       <w:r>
         <w:t>path</w:t>
       </w:r>
-      <w:proofErr w:type="gramEnd"/>
       <w:r>
         <w:rPr>
           <w:rStyle w:val="g"/>
         </w:rPr>
         <w:t>.</w:t>
       </w:r>
-      <w:proofErr w:type="gramStart"/>
-      <w:r>
-        <w:t>abspath</w:t>
-      </w:r>
-      <w:proofErr w:type="spellEnd"/>
-      <w:r>
-        <w:t>(</w:t>
-      </w:r>
-      <w:proofErr w:type="spellStart"/>
+      <w:r>
+        <w:t>abspath(</w:t>
+      </w:r>
       <w:r>
         <w:rPr>
           <w:rStyle w:val="m"/>
@@ -3966,30 +2880,21 @@
       <w:r>
         <w:t>path</w:t>
       </w:r>
-      <w:proofErr w:type="gramEnd"/>
       <w:r>
         <w:rPr>
           <w:rStyle w:val="g"/>
         </w:rPr>
         <w:t>.</w:t>
       </w:r>
-      <w:proofErr w:type="gramStart"/>
-      <w:r>
-        <w:t>join</w:t>
-      </w:r>
-      <w:proofErr w:type="spellEnd"/>
-      <w:r>
-        <w:t>(</w:t>
-      </w:r>
-      <w:proofErr w:type="spellStart"/>
-      <w:proofErr w:type="gramEnd"/>
+      <w:r>
+        <w:t>join(</w:t>
+      </w:r>
       <w:r>
         <w:rPr>
           <w:rStyle w:val="m"/>
         </w:rPr>
         <w:t>base_dir</w:t>
       </w:r>
-      <w:proofErr w:type="spellEnd"/>
       <w:r>
         <w:t xml:space="preserve">, </w:t>
       </w:r>
@@ -4026,8 +2931,6 @@
       <w:r>
         <w:t xml:space="preserve"> </w:t>
       </w:r>
-      <w:proofErr w:type="spellStart"/>
-      <w:proofErr w:type="gramStart"/>
       <w:r>
         <w:rPr>
           <w:rStyle w:val="m"/>
@@ -4043,44 +2946,30 @@
       <w:r>
         <w:t>path</w:t>
       </w:r>
-      <w:proofErr w:type="gramEnd"/>
       <w:r>
         <w:rPr>
           <w:rStyle w:val="g"/>
         </w:rPr>
         <w:t>.</w:t>
       </w:r>
-      <w:proofErr w:type="gramStart"/>
-      <w:r>
-        <w:t>commonpath</w:t>
-      </w:r>
-      <w:proofErr w:type="spellEnd"/>
-      <w:r>
-        <w:t>(</w:t>
-      </w:r>
-      <w:proofErr w:type="gramEnd"/>
-      <w:r>
-        <w:t>[</w:t>
-      </w:r>
-      <w:proofErr w:type="spellStart"/>
+      <w:r>
+        <w:t>commonpath([</w:t>
+      </w:r>
       <w:r>
         <w:rPr>
           <w:rStyle w:val="m"/>
         </w:rPr>
         <w:t>base_dir</w:t>
       </w:r>
-      <w:proofErr w:type="spellEnd"/>
       <w:r>
         <w:t xml:space="preserve">, </w:t>
       </w:r>
-      <w:proofErr w:type="spellStart"/>
       <w:r>
         <w:rPr>
           <w:rStyle w:val="m"/>
         </w:rPr>
         <w:t>target_path</w:t>
       </w:r>
-      <w:proofErr w:type="spellEnd"/>
       <w:r>
         <w:t xml:space="preserve">]) </w:t>
       </w:r>
@@ -4093,14 +2982,12 @@
       <w:r>
         <w:t xml:space="preserve"> </w:t>
       </w:r>
-      <w:proofErr w:type="spellStart"/>
       <w:r>
         <w:rPr>
           <w:rStyle w:val="m"/>
         </w:rPr>
         <w:t>base_dir</w:t>
       </w:r>
-      <w:proofErr w:type="spellEnd"/>
       <w:r>
         <w:t>:</w:t>
       </w:r>
@@ -4117,19 +3004,15 @@
       <w:r>
         <w:t xml:space="preserve"> </w:t>
       </w:r>
-      <w:proofErr w:type="spellStart"/>
-      <w:proofErr w:type="gramStart"/>
       <w:r>
         <w:rPr>
           <w:rStyle w:val="m"/>
         </w:rPr>
         <w:t>ValueError</w:t>
       </w:r>
-      <w:proofErr w:type="spellEnd"/>
       <w:r>
         <w:t>(</w:t>
       </w:r>
-      <w:proofErr w:type="gramEnd"/>
       <w:r>
         <w:rPr>
           <w:rStyle w:val="k"/>
@@ -4152,8 +3035,6 @@
       <w:pPr>
         <w:pStyle w:val="HTML0"/>
       </w:pPr>
-      <w:proofErr w:type="spellStart"/>
-      <w:proofErr w:type="gramStart"/>
       <w:r>
         <w:rPr>
           <w:rStyle w:val="m"/>
@@ -4167,12 +3048,7 @@
         <w:t>.</w:t>
       </w:r>
       <w:r>
-        <w:t>call</w:t>
-      </w:r>
-      <w:proofErr w:type="spellEnd"/>
-      <w:proofErr w:type="gramEnd"/>
-      <w:r>
-        <w:t>(</w:t>
+        <w:t>call(</w:t>
       </w:r>
       <w:r>
         <w:rPr>
@@ -4192,14 +3068,12 @@
       <w:r>
         <w:t xml:space="preserve"> </w:t>
       </w:r>
-      <w:proofErr w:type="spellStart"/>
       <w:r>
         <w:rPr>
           <w:rStyle w:val="m"/>
         </w:rPr>
         <w:t>filepath</w:t>
       </w:r>
-      <w:proofErr w:type="spellEnd"/>
       <w:r>
         <w:t xml:space="preserve">, </w:t>
       </w:r>
@@ -4227,8 +3101,6 @@
       <w:r>
         <w:br/>
       </w:r>
-      <w:proofErr w:type="spellStart"/>
-      <w:proofErr w:type="gramStart"/>
       <w:r>
         <w:rPr>
           <w:rStyle w:val="m"/>
@@ -4242,49 +3114,30 @@
         <w:t>.</w:t>
       </w:r>
       <w:r>
-        <w:t>call</w:t>
-      </w:r>
-      <w:proofErr w:type="spellEnd"/>
-      <w:proofErr w:type="gramEnd"/>
-      <w:r>
-        <w:t>([</w:t>
+        <w:t>call([</w:t>
       </w:r>
       <w:r>
         <w:rPr>
           <w:rStyle w:val="k"/>
         </w:rPr>
-        <w:t>"</w:t>
-      </w:r>
-      <w:proofErr w:type="spellStart"/>
+        <w:t>"sh"</w:t>
+      </w:r>
+      <w:r>
+        <w:t xml:space="preserve">, </w:t>
+      </w:r>
       <w:r>
         <w:rPr>
           <w:rStyle w:val="k"/>
         </w:rPr>
-        <w:t>sh</w:t>
-      </w:r>
-      <w:proofErr w:type="spellEnd"/>
+        <w:t>"-c"</w:t>
+      </w:r>
+      <w:r>
+        <w:t xml:space="preserve">, </w:t>
+      </w:r>
       <w:r>
         <w:rPr>
           <w:rStyle w:val="k"/>
         </w:rPr>
-        <w:t>"</w:t>
-      </w:r>
-      <w:r>
-        <w:t xml:space="preserve">, </w:t>
-      </w:r>
-      <w:r>
-        <w:rPr>
-          <w:rStyle w:val="k"/>
-        </w:rPr>
-        <w:t>"-c"</w:t>
-      </w:r>
-      <w:r>
-        <w:t xml:space="preserve">, </w:t>
-      </w:r>
-      <w:r>
-        <w:rPr>
-          <w:rStyle w:val="k"/>
-        </w:rPr>
         <w:t>"cat "</w:t>
       </w:r>
       <w:r>
@@ -4299,22 +3152,18 @@
       <w:r>
         <w:t xml:space="preserve"> </w:t>
       </w:r>
-      <w:proofErr w:type="spellStart"/>
       <w:r>
         <w:rPr>
           <w:rStyle w:val="m"/>
         </w:rPr>
         <w:t>filepath</w:t>
       </w:r>
-      <w:proofErr w:type="spellEnd"/>
       <w:r>
         <w:t>])</w:t>
       </w:r>
       <w:r>
         <w:br/>
       </w:r>
-      <w:proofErr w:type="spellStart"/>
-      <w:proofErr w:type="gramStart"/>
       <w:r>
         <w:rPr>
           <w:rStyle w:val="m"/>
@@ -4328,21 +3177,8 @@
         <w:t>.</w:t>
       </w:r>
       <w:r>
-        <w:t>check</w:t>
-      </w:r>
-      <w:proofErr w:type="gramEnd"/>
-      <w:r>
-        <w:t>_</w:t>
-      </w:r>
-      <w:proofErr w:type="gramStart"/>
-      <w:r>
-        <w:t>output</w:t>
-      </w:r>
-      <w:proofErr w:type="spellEnd"/>
-      <w:r>
-        <w:t>(</w:t>
-      </w:r>
-      <w:proofErr w:type="gramEnd"/>
+        <w:t>check_output(</w:t>
+      </w:r>
       <w:r>
         <w:rPr>
           <w:rStyle w:val="k"/>
@@ -4533,38 +3369,13 @@
               <w:cnfStyle w:val="000000000000" w:firstRow="0" w:lastRow="0" w:firstColumn="0" w:lastColumn="0" w:oddVBand="0" w:evenVBand="0" w:oddHBand="0" w:evenHBand="0" w:firstRowFirstColumn="0" w:firstRowLastColumn="0" w:lastRowFirstColumn="0" w:lastRowLastColumn="0"/>
             </w:pPr>
             <w:r>
-              <w:t>将命令和参数分离，</w:t>
-            </w:r>
-            <w:proofErr w:type="gramStart"/>
-            <w:r>
-              <w:t xml:space="preserve">例如 </w:t>
+              <w:t xml:space="preserve">将命令和参数分离，例如 </w:t>
             </w:r>
             <w:r>
               <w:rPr>
                 <w:rStyle w:val="HTML"/>
               </w:rPr>
-              <w:t>[</w:t>
-            </w:r>
-            <w:proofErr w:type="gramEnd"/>
-            <w:r>
-              <w:rPr>
-                <w:rStyle w:val="HTML"/>
-              </w:rPr>
-              <w:t>"ping", "-c", "</w:t>
-            </w:r>
-            <w:proofErr w:type="gramStart"/>
-            <w:r>
-              <w:rPr>
-                <w:rStyle w:val="HTML"/>
-              </w:rPr>
-              <w:t>1",</w:t>
-            </w:r>
-            <w:proofErr w:type="gramEnd"/>
-            <w:r>
-              <w:rPr>
-                <w:rStyle w:val="HTML"/>
-              </w:rPr>
-              <w:t xml:space="preserve"> host]</w:t>
+              <w:t>["ping", "-c", "1", host]</w:t>
             </w:r>
           </w:p>
         </w:tc>
@@ -4698,13 +3509,9 @@
       <w:pPr>
         <w:pStyle w:val="3"/>
       </w:pPr>
-      <w:proofErr w:type="spellStart"/>
-      <w:r>
-        <w:t>Semgrep</w:t>
-      </w:r>
-      <w:proofErr w:type="spellEnd"/>
-      <w:r>
-        <w:t xml:space="preserve"> 检测思路</w:t>
+      <w:r>
+        <w:lastRenderedPageBreak/>
+        <w:t>Semgrep 检测思路</w:t>
       </w:r>
     </w:p>
     <w:p>
@@ -4712,15 +3519,7 @@
         <w:pStyle w:val="a6"/>
       </w:pPr>
       <w:r>
-        <w:t xml:space="preserve">针对该漏洞，可以使用 </w:t>
-      </w:r>
-      <w:proofErr w:type="spellStart"/>
-      <w:r>
-        <w:t>Semgrep</w:t>
-      </w:r>
-      <w:proofErr w:type="spellEnd"/>
-      <w:r>
-        <w:t xml:space="preserve"> 的 taint mode 建立检测规则，将 Flask 请求参数作为 source，将 </w:t>
+        <w:t xml:space="preserve">针对该漏洞，可以使用 Semgrep 的 taint mode 建立检测规则，将 Flask 请求参数作为 source，将 </w:t>
       </w:r>
       <w:r>
         <w:rPr>
@@ -4731,19 +3530,20 @@
       <w:r>
         <w:t>、</w:t>
       </w:r>
-      <w:proofErr w:type="spellStart"/>
       <w:r>
         <w:rPr>
           <w:rStyle w:val="HTML"/>
         </w:rPr>
-        <w:t>sh</w:t>
-      </w:r>
-      <w:proofErr w:type="spellEnd"/>
+        <w:t>sh -c</w:t>
+      </w:r>
+      <w:r>
+        <w:t>、</w:t>
+      </w:r>
       <w:r>
         <w:rPr>
           <w:rStyle w:val="HTML"/>
         </w:rPr>
-        <w:t xml:space="preserve"> -c</w:t>
+        <w:t>bash -c</w:t>
       </w:r>
       <w:r>
         <w:t>、</w:t>
@@ -4752,25 +3552,10 @@
         <w:rPr>
           <w:rStyle w:val="HTML"/>
         </w:rPr>
-        <w:t>bash -c</w:t>
-      </w:r>
-      <w:r>
-        <w:t>、</w:t>
-      </w:r>
-      <w:proofErr w:type="spellStart"/>
-      <w:r>
-        <w:rPr>
-          <w:rStyle w:val="HTML"/>
-        </w:rPr>
         <w:t>os.system</w:t>
       </w:r>
-      <w:proofErr w:type="spellEnd"/>
-      <w:r>
-        <w:t xml:space="preserve"> 等命令执</w:t>
-      </w:r>
-      <w:r>
-        <w:lastRenderedPageBreak/>
-        <w:t>行接口作为 sink。当用户输入能够传播到命令执行接口时，即判定为潜在命令注入风险。</w:t>
+      <w:r>
+        <w:t xml:space="preserve"> 等命令执行接口作为 sink。当用户输入能够传播到命令执行接口时，即判定为潜在命令注入风险。</w:t>
       </w:r>
     </w:p>
     <w:p>
@@ -4791,69 +3576,29 @@
         <w:spacing w:before="100" w:beforeAutospacing="1" w:after="100" w:afterAutospacing="1"/>
         <w:jc w:val="left"/>
       </w:pPr>
-      <w:proofErr w:type="spellStart"/>
       <w:r>
         <w:rPr>
           <w:rStyle w:val="HTML"/>
         </w:rPr>
-        <w:t>request.args.get</w:t>
-      </w:r>
-      <w:proofErr w:type="spellEnd"/>
+        <w:t>request.args.get(...)</w:t>
+      </w:r>
+      <w:r>
+        <w:t>、</w:t>
+      </w:r>
       <w:r>
         <w:rPr>
           <w:rStyle w:val="HTML"/>
         </w:rPr>
-        <w:t>(</w:t>
-      </w:r>
-      <w:proofErr w:type="gramStart"/>
+        <w:t>request.form.get(...)</w:t>
+      </w:r>
+      <w:r>
+        <w:t>、</w:t>
+      </w:r>
       <w:r>
         <w:rPr>
           <w:rStyle w:val="HTML"/>
         </w:rPr>
-        <w:t>...)</w:t>
-      </w:r>
-      <w:r>
-        <w:t>、</w:t>
-      </w:r>
-      <w:proofErr w:type="spellStart"/>
-      <w:proofErr w:type="gramEnd"/>
-      <w:r>
-        <w:rPr>
-          <w:rStyle w:val="HTML"/>
-        </w:rPr>
-        <w:t>request.form.get</w:t>
-      </w:r>
-      <w:proofErr w:type="spellEnd"/>
-      <w:r>
-        <w:rPr>
-          <w:rStyle w:val="HTML"/>
-        </w:rPr>
-        <w:t>(</w:t>
-      </w:r>
-      <w:proofErr w:type="gramStart"/>
-      <w:r>
-        <w:rPr>
-          <w:rStyle w:val="HTML"/>
-        </w:rPr>
-        <w:t>...)</w:t>
-      </w:r>
-      <w:r>
-        <w:t>、</w:t>
-      </w:r>
-      <w:proofErr w:type="spellStart"/>
-      <w:proofErr w:type="gramEnd"/>
-      <w:r>
-        <w:rPr>
-          <w:rStyle w:val="HTML"/>
-        </w:rPr>
-        <w:t>request.values.get</w:t>
-      </w:r>
-      <w:proofErr w:type="spellEnd"/>
-      <w:r>
-        <w:rPr>
-          <w:rStyle w:val="HTML"/>
-        </w:rPr>
-        <w:t>(...)</w:t>
+        <w:t>request.values.get(...)</w:t>
       </w:r>
       <w:r>
         <w:t xml:space="preserve"> 等 HTTP 输入； </w:t>
@@ -4883,33 +3628,14 @@
         <w:spacing w:before="100" w:beforeAutospacing="1" w:after="100" w:afterAutospacing="1"/>
         <w:jc w:val="left"/>
       </w:pPr>
-      <w:proofErr w:type="gramStart"/>
       <w:r>
         <w:rPr>
           <w:rStyle w:val="HTML"/>
         </w:rPr>
-        <w:t>subprocess.*</w:t>
-      </w:r>
-      <w:proofErr w:type="gramEnd"/>
-      <w:r>
-        <w:rPr>
-          <w:rStyle w:val="HTML"/>
-        </w:rPr>
-        <w:t>(..., shell=</w:t>
-      </w:r>
-      <w:proofErr w:type="gramStart"/>
-      <w:r>
-        <w:rPr>
-          <w:rStyle w:val="HTML"/>
-        </w:rPr>
-        <w:t>True)</w:t>
-      </w:r>
-      <w:r>
-        <w:t>；</w:t>
-      </w:r>
-      <w:proofErr w:type="gramEnd"/>
-      <w:r>
-        <w:t xml:space="preserve"> </w:t>
+        <w:t>subprocess.*(..., shell=True)</w:t>
+      </w:r>
+      <w:r>
+        <w:t xml:space="preserve">； </w:t>
       </w:r>
     </w:p>
     <w:p>
@@ -4922,64 +3648,23 @@
         <w:spacing w:before="100" w:beforeAutospacing="1" w:after="100" w:afterAutospacing="1"/>
         <w:jc w:val="left"/>
       </w:pPr>
-      <w:proofErr w:type="gramStart"/>
       <w:r>
         <w:rPr>
           <w:rStyle w:val="HTML"/>
         </w:rPr>
-        <w:t>subprocess.*</w:t>
-      </w:r>
-      <w:proofErr w:type="gramEnd"/>
+        <w:t>subprocess.*(["sh", "-c", ...])</w:t>
+      </w:r>
+      <w:r>
+        <w:t xml:space="preserve"> 或 </w:t>
+      </w:r>
       <w:r>
         <w:rPr>
           <w:rStyle w:val="HTML"/>
         </w:rPr>
-        <w:t>(["</w:t>
-      </w:r>
-      <w:proofErr w:type="spellStart"/>
-      <w:r>
-        <w:rPr>
-          <w:rStyle w:val="HTML"/>
-        </w:rPr>
-        <w:t>sh</w:t>
-      </w:r>
-      <w:proofErr w:type="spellEnd"/>
-      <w:r>
-        <w:rPr>
-          <w:rStyle w:val="HTML"/>
-        </w:rPr>
-        <w:t>", "-c", ...])</w:t>
-      </w:r>
-      <w:r>
-        <w:t xml:space="preserve"> 或 </w:t>
-      </w:r>
-      <w:proofErr w:type="gramStart"/>
-      <w:r>
-        <w:rPr>
-          <w:rStyle w:val="HTML"/>
-        </w:rPr>
-        <w:t>subprocess.*</w:t>
-      </w:r>
-      <w:proofErr w:type="gramEnd"/>
-      <w:r>
-        <w:rPr>
-          <w:rStyle w:val="HTML"/>
-        </w:rPr>
-        <w:t>(["bash", "-c", ...</w:t>
-      </w:r>
-      <w:proofErr w:type="gramStart"/>
-      <w:r>
-        <w:rPr>
-          <w:rStyle w:val="HTML"/>
-        </w:rPr>
-        <w:t>])</w:t>
-      </w:r>
-      <w:r>
-        <w:t>；</w:t>
-      </w:r>
-      <w:proofErr w:type="gramEnd"/>
-      <w:r>
-        <w:t xml:space="preserve"> </w:t>
+        <w:t>subprocess.*(["bash", "-c", ...])</w:t>
+      </w:r>
+      <w:r>
+        <w:t xml:space="preserve">； </w:t>
       </w:r>
     </w:p>
     <w:p>
@@ -4992,46 +3677,20 @@
         <w:spacing w:before="100" w:beforeAutospacing="1" w:after="100" w:afterAutospacing="1"/>
         <w:jc w:val="left"/>
       </w:pPr>
-      <w:proofErr w:type="spellStart"/>
-      <w:proofErr w:type="gramStart"/>
       <w:r>
         <w:rPr>
           <w:rStyle w:val="HTML"/>
         </w:rPr>
-        <w:t>os.system</w:t>
-      </w:r>
-      <w:proofErr w:type="spellEnd"/>
-      <w:proofErr w:type="gramEnd"/>
+        <w:t>os.system(...)</w:t>
+      </w:r>
+      <w:r>
+        <w:t>、</w:t>
+      </w:r>
       <w:r>
         <w:rPr>
           <w:rStyle w:val="HTML"/>
         </w:rPr>
-        <w:t>(</w:t>
-      </w:r>
-      <w:proofErr w:type="gramStart"/>
-      <w:r>
-        <w:rPr>
-          <w:rStyle w:val="HTML"/>
-        </w:rPr>
-        <w:t>...)</w:t>
-      </w:r>
-      <w:r>
-        <w:t>、</w:t>
-      </w:r>
-      <w:proofErr w:type="spellStart"/>
-      <w:r>
-        <w:rPr>
-          <w:rStyle w:val="HTML"/>
-        </w:rPr>
-        <w:t>os.popen</w:t>
-      </w:r>
-      <w:proofErr w:type="spellEnd"/>
-      <w:proofErr w:type="gramEnd"/>
-      <w:r>
-        <w:rPr>
-          <w:rStyle w:val="HTML"/>
-        </w:rPr>
-        <w:t>(...)</w:t>
+        <w:t>os.popen(...)</w:t>
       </w:r>
       <w:r>
         <w:t xml:space="preserve"> 等直接 Shell 执行接口。 </w:t>
@@ -5053,7 +3712,7 @@
       </w:pPr>
     </w:p>
     <w:sectPr>
-      <w:footerReference w:type="default" r:id="rId11"/>
+      <w:footerReference w:type="default" r:id="rId14"/>
       <w:pgSz w:w="11906" w:h="16838"/>
       <w:pgMar w:top="1440" w:right="1800" w:bottom="1440" w:left="1800" w:header="851" w:footer="992" w:gutter="0"/>
       <w:cols w:space="425"/>
